--- a/SETUP_GUIDE.docx
+++ b/SETUP_GUIDE.docx
@@ -2398,7 +2398,7 @@
         <w:t>&lt;service URL&gt;/companion</w:t>
       </w:r>
       <w:r>
-        <w:t xml:space="preserve">. A chat opens: tap </w:t>
+        <w:t xml:space="preserve">. A chat opens: pick </w:t>
       </w:r>
       <w:r>
         <w:rPr>
@@ -2407,13 +2407,58 @@
         <w:t>English</w:t>
       </w:r>
       <w:r>
+        <w:t xml:space="preserve"> in the language dropdown → </w:t>
+      </w:r>
+      <w:r>
+        <w:rPr>
+          <w:b/>
+        </w:rPr>
+        <w:t>Continue</w:t>
+      </w:r>
+      <w:r>
         <w:t xml:space="preserve"> → </w:t>
       </w:r>
       <w:r>
         <w:rPr>
           <w:b/>
         </w:rPr>
-        <w:t>Class 10</w:t>
+        <w:t>Agree</w:t>
+      </w:r>
+      <w:r>
+        <w:t xml:space="preserve"> (consent) → </w:t>
+      </w:r>
+      <w:r>
+        <w:rPr>
+          <w:b/>
+        </w:rPr>
+        <w:t>Class 10 passed</w:t>
+      </w:r>
+      <w:r>
+        <w:t xml:space="preserve"> → </w:t>
+      </w:r>
+      <w:r>
+        <w:rPr>
+          <w:b/>
+        </w:rPr>
+        <w:t>Female</w:t>
+      </w:r>
+      <w:r>
+        <w:t xml:space="preserve"> → </w:t>
+      </w:r>
+      <w:r>
+        <w:rPr>
+          <w:b/>
+        </w:rPr>
+        <w:t>Up to ₹10,000</w:t>
+      </w:r>
+      <w:r>
+        <w:t xml:space="preserve"> → </w:t>
+      </w:r>
+      <w:r>
+        <w:rPr>
+          <w:b/>
+        </w:rPr>
+        <w:t>SC</w:t>
       </w:r>
       <w:r>
         <w:t xml:space="preserve"> → type </w:t>
@@ -2427,34 +2472,34 @@
         <w:t>Rajasthan</w:t>
       </w:r>
       <w:r>
+        <w:t xml:space="preserve"> → check the summary → </w:t>
+      </w:r>
+      <w:r>
+        <w:rPr>
+          <w:b/>
+        </w:rPr>
+        <w:t>Proceed</w:t>
+      </w:r>
+      <w:r>
+        <w:t xml:space="preserve">. You see scheme cards (name, State/Central, department, description, eligibility, documents, application link). Tap </w:t>
+      </w:r>
+      <w:r>
+        <w:rPr>
+          <w:b/>
+        </w:rPr>
+        <w:t>View details</w:t>
+      </w:r>
+      <w:r>
         <w:t xml:space="preserve"> → </w:t>
       </w:r>
       <w:r>
         <w:rPr>
           <w:b/>
         </w:rPr>
-        <w:t>SC</w:t>
-      </w:r>
-      <w:r>
-        <w:t xml:space="preserve"> → </w:t>
-      </w:r>
-      <w:r>
-        <w:rPr>
-          <w:b/>
-        </w:rPr>
-        <w:t>Female</w:t>
-      </w:r>
-      <w:r>
-        <w:t xml:space="preserve"> → </w:t>
-      </w:r>
-      <w:r>
-        <w:rPr>
-          <w:b/>
-        </w:rPr>
-        <w:t>₹1 – 2.5 lakh</w:t>
-      </w:r>
-      <w:r>
-        <w:t>. You see scheme cards with links. (The first load after a pause can take up to 1 minute: the free service was asleep.)</w:t>
+        <w:t>Share scheme</w:t>
+      </w:r>
+      <w:r>
+        <w:t xml:space="preserve"> shows WhatsApp / Email / Copy / Share buttons. (The first load after a pause can take up to 1 minute: the free service was asleep.)</w:t>
       </w:r>
     </w:p>
     <w:p>
@@ -2475,10 +2520,10 @@
         <w:rPr>
           <w:b/>
         </w:rPr>
-        <w:t>Rate this service &amp; get your share link</w:t>
-      </w:r>
-      <w:r>
-        <w:t xml:space="preserve"> → pick stars → type a comment or </w:t>
+        <w:t>Share feedback</w:t>
+      </w:r>
+      <w:r>
+        <w:t xml:space="preserve"> → pick 1–5 stars → type a comment or </w:t>
       </w:r>
       <w:r>
         <w:rPr>
@@ -3596,7 +3641,25 @@
         <w:spacing w:after="60"/>
       </w:pPr>
       <w:r>
-        <w:t xml:space="preserve">The bot replies with the language menu. Answer with numbers: </w:t>
+        <w:t xml:space="preserve">The bot replies with the language list (tap </w:t>
+      </w:r>
+      <w:r>
+        <w:rPr>
+          <w:b/>
+        </w:rPr>
+        <w:t>Choose</w:t>
+      </w:r>
+      <w:r>
+        <w:t xml:space="preserve">; 14 languages in alphabetical order over 2 pages; English is 4th). Then a short consent message → </w:t>
+      </w:r>
+      <w:r>
+        <w:rPr>
+          <w:b/>
+        </w:rPr>
+        <w:t>Agree</w:t>
+      </w:r>
+      <w:r>
+        <w:t xml:space="preserve">. Then 5 questions: </w:t>
       </w:r>
       <w:r>
         <w:rPr>
@@ -3604,10 +3667,37 @@
           <w:color w:val="C00000"/>
           <w:sz w:val="19"/>
         </w:rPr>
-        <w:t>1</w:t>
-      </w:r>
-      <w:r>
-        <w:t xml:space="preserve"> (English) → </w:t>
+        <w:t>Rajasthan</w:t>
+      </w:r>
+      <w:r>
+        <w:t xml:space="preserve"> (which state's scholarships) → Class 10 passed → Male → Up to ₹10,000 → SC. A summary follows → </w:t>
+      </w:r>
+      <w:r>
+        <w:rPr>
+          <w:b/>
+        </w:rPr>
+        <w:t>Proceed</w:t>
+      </w:r>
+      <w:r>
+        <w:t xml:space="preserve"> (or </w:t>
+      </w:r>
+      <w:r>
+        <w:rPr>
+          <w:b/>
+        </w:rPr>
+        <w:t>Edit details</w:t>
+      </w:r>
+      <w:r>
+        <w:t xml:space="preserve"> to answer again from the State question). You get up to 5 schemes, each with only its name, State/Central and department (description, eligibility, documents and application link are in the detail card). Tap a scheme in the list (or type its number) to open its detail card, which has the buttons </w:t>
+      </w:r>
+      <w:r>
+        <w:rPr>
+          <w:b/>
+        </w:rPr>
+        <w:t>Go back / Share scheme / Share feedback</w:t>
+      </w:r>
+      <w:r>
+        <w:t xml:space="preserve"> (type </w:t>
       </w:r>
       <w:r>
         <w:rPr>
@@ -3615,10 +3705,28 @@
           <w:color w:val="C00000"/>
           <w:sz w:val="19"/>
         </w:rPr>
-        <w:t>1</w:t>
-      </w:r>
-      <w:r>
-        <w:t xml:space="preserve"> (Class 10) → </w:t>
+        <w:t>MENU</w:t>
+      </w:r>
+      <w:r>
+        <w:t xml:space="preserve"> for the main menu). </w:t>
+      </w:r>
+      <w:r>
+        <w:rPr>
+          <w:b/>
+        </w:rPr>
+        <w:t>Share scheme</w:t>
+      </w:r>
+      <w:r>
+        <w:t xml:space="preserve"> sends a ready-made message you can long-press → Forward. </w:t>
+      </w:r>
+      <w:r>
+        <w:rPr>
+          <w:b/>
+        </w:rPr>
+        <w:t>Share feedback</w:t>
+      </w:r>
+      <w:r>
+        <w:t xml:space="preserve"> = 1–5 stars. The main menu has See my schemes / Edit details / Language / Help. </w:t>
       </w:r>
       <w:r>
         <w:rPr>
@@ -3626,10 +3734,10 @@
           <w:color w:val="C00000"/>
           <w:sz w:val="19"/>
         </w:rPr>
-        <w:t>Rajasthan</w:t>
-      </w:r>
-      <w:r>
-        <w:t xml:space="preserve"> → </w:t>
+        <w:t>STOP</w:t>
+      </w:r>
+      <w:r>
+        <w:t xml:space="preserve"> stops messages, and </w:t>
       </w:r>
       <w:r>
         <w:rPr>
@@ -3637,98 +3745,10 @@
           <w:color w:val="C00000"/>
           <w:sz w:val="19"/>
         </w:rPr>
-        <w:t>1</w:t>
-      </w:r>
-      <w:r>
-        <w:t xml:space="preserve"> (SC) → </w:t>
-      </w:r>
-      <w:r>
-        <w:rPr>
-          <w:rFonts w:ascii="Consolas" w:hAnsi="Consolas"/>
-          <w:color w:val="C00000"/>
-          <w:sz w:val="19"/>
-        </w:rPr>
-        <w:t>2</w:t>
-      </w:r>
-      <w:r>
-        <w:t xml:space="preserve"> (Male) → </w:t>
-      </w:r>
-      <w:r>
-        <w:rPr>
-          <w:rFonts w:ascii="Consolas" w:hAnsi="Consolas"/>
-          <w:color w:val="C00000"/>
-          <w:sz w:val="19"/>
-        </w:rPr>
-        <w:t>2</w:t>
-      </w:r>
-      <w:r>
-        <w:t xml:space="preserve"> (₹1–2.5 lakh). You get up to 5 schemes with links. </w:t>
-      </w:r>
-      <w:r>
-        <w:rPr>
-          <w:rFonts w:ascii="Consolas" w:hAnsi="Consolas"/>
-          <w:color w:val="C00000"/>
-          <w:sz w:val="19"/>
-        </w:rPr>
-        <w:t>1</w:t>
-      </w:r>
-      <w:r>
-        <w:t xml:space="preserve"> = more, </w:t>
-      </w:r>
-      <w:r>
-        <w:rPr>
-          <w:rFonts w:ascii="Consolas" w:hAnsi="Consolas"/>
-          <w:color w:val="C00000"/>
-          <w:sz w:val="19"/>
-        </w:rPr>
-        <w:t>2</w:t>
-      </w:r>
-      <w:r>
-        <w:t xml:space="preserve"> = rate &amp; share, </w:t>
-      </w:r>
-      <w:r>
-        <w:rPr>
-          <w:rFonts w:ascii="Consolas" w:hAnsi="Consolas"/>
-          <w:color w:val="C00000"/>
-          <w:sz w:val="19"/>
-        </w:rPr>
-        <w:t>3</w:t>
-      </w:r>
-      <w:r>
-        <w:t xml:space="preserve"> = start again, </w:t>
-      </w:r>
-      <w:r>
-        <w:rPr>
-          <w:rFonts w:ascii="Consolas" w:hAnsi="Consolas"/>
-          <w:color w:val="C00000"/>
-          <w:sz w:val="19"/>
-        </w:rPr>
-        <w:t>4</w:t>
-      </w:r>
-      <w:r>
-        <w:t xml:space="preserve"> = help. </w:t>
-      </w:r>
-      <w:r>
-        <w:rPr>
-          <w:rFonts w:ascii="Consolas" w:hAnsi="Consolas"/>
-          <w:color w:val="C00000"/>
-          <w:sz w:val="19"/>
-        </w:rPr>
-        <w:t>STOP</w:t>
-      </w:r>
-      <w:r>
-        <w:t xml:space="preserve"> stops messages, and </w:t>
-      </w:r>
-      <w:r>
-        <w:rPr>
-          <w:rFonts w:ascii="Consolas" w:hAnsi="Consolas"/>
-          <w:color w:val="C00000"/>
-          <w:sz w:val="19"/>
-        </w:rPr>
         <w:t>hi</w:t>
       </w:r>
       <w:r>
-        <w:t xml:space="preserve"> starts again.</w:t>
+        <w:t xml:space="preserve"> starts again (language and consent are remembered; after STOP the consent question is asked again).</w:t>
       </w:r>
     </w:p>
     <w:p>
@@ -3737,16 +3757,16 @@
         <w:spacing w:after="60"/>
       </w:pPr>
       <w:r>
-        <w:t xml:space="preserve">In the admin page: </w:t>
+        <w:t xml:space="preserve">Optional setting </w:t>
       </w:r>
       <w:r>
         <w:rPr>
           <w:b/>
         </w:rPr>
-        <w:t>Sessions by entry source</w:t>
-      </w:r>
-      <w:r>
-        <w:t xml:space="preserve"> shows </w:t>
+        <w:t>WHATSAPP_INTERACTIVE</w:t>
+      </w:r>
+      <w:r>
+        <w:t xml:space="preserve"> (default </w:t>
       </w:r>
       <w:r>
         <w:rPr>
@@ -3754,10 +3774,10 @@
           <w:color w:val="C00000"/>
           <w:sz w:val="19"/>
         </w:rPr>
-        <w:t>ORGANIC / whatsapp</w:t>
-      </w:r>
-      <w:r>
-        <w:t xml:space="preserve">. Opening </w:t>
+        <w:t>true</w:t>
+      </w:r>
+      <w:r>
+        <w:t xml:space="preserve">): set it to </w:t>
       </w:r>
       <w:r>
         <w:rPr>
@@ -3765,21 +3785,10 @@
           <w:color w:val="C00000"/>
           <w:sz w:val="19"/>
         </w:rPr>
-        <w:t>/companion</w:t>
-      </w:r>
-      <w:r>
-        <w:t xml:space="preserve"> directly counts as </w:t>
-      </w:r>
-      <w:r>
-        <w:rPr>
-          <w:rFonts w:ascii="Consolas" w:hAnsi="Consolas"/>
-          <w:color w:val="C00000"/>
-          <w:sz w:val="19"/>
-        </w:rPr>
-        <w:t>ORGANIC / web</w:t>
-      </w:r>
-      <w:r>
-        <w:t>.</w:t>
+        <w:t>false</w:t>
+      </w:r>
+      <w:r>
+        <w:t xml:space="preserve"> only if interactive list/button messages ever cause problems; the bot then sends plain numbered text.</w:t>
       </w:r>
     </w:p>
     <w:p>
@@ -3788,6 +3797,57 @@
         <w:spacing w:after="60"/>
       </w:pPr>
       <w:r>
+        <w:t xml:space="preserve">In the admin page: </w:t>
+      </w:r>
+      <w:r>
+        <w:rPr>
+          <w:b/>
+        </w:rPr>
+        <w:t>Sessions by entry source</w:t>
+      </w:r>
+      <w:r>
+        <w:t xml:space="preserve"> shows </w:t>
+      </w:r>
+      <w:r>
+        <w:rPr>
+          <w:rFonts w:ascii="Consolas" w:hAnsi="Consolas"/>
+          <w:color w:val="C00000"/>
+          <w:sz w:val="19"/>
+        </w:rPr>
+        <w:t>ORGANIC / whatsapp</w:t>
+      </w:r>
+      <w:r>
+        <w:t xml:space="preserve">. Opening </w:t>
+      </w:r>
+      <w:r>
+        <w:rPr>
+          <w:rFonts w:ascii="Consolas" w:hAnsi="Consolas"/>
+          <w:color w:val="C00000"/>
+          <w:sz w:val="19"/>
+        </w:rPr>
+        <w:t>/companion</w:t>
+      </w:r>
+      <w:r>
+        <w:t xml:space="preserve"> directly counts as </w:t>
+      </w:r>
+      <w:r>
+        <w:rPr>
+          <w:rFonts w:ascii="Consolas" w:hAnsi="Consolas"/>
+          <w:color w:val="C00000"/>
+          <w:sz w:val="19"/>
+        </w:rPr>
+        <w:t>ORGANIC / web</w:t>
+      </w:r>
+      <w:r>
+        <w:t>.</w:t>
+      </w:r>
+    </w:p>
+    <w:p>
+      <w:pPr>
+        <w:pStyle w:val="ListBullet"/>
+        <w:spacing w:after="60"/>
+      </w:pPr>
+      <w:r>
         <w:t>The first message after the service has been idle can take up to 1 minute. Meta keeps retrying, and duplicates are ignored.</w:t>
       </w:r>
     </w:p>
@@ -4017,18 +4077,25 @@
         <w:t>Send</w:t>
       </w:r>
       <w:r>
-        <w:t xml:space="preserve">. The bot greets you by first name and shows the facts from the referral → </w:t>
-      </w:r>
-      <w:r>
-        <w:rPr>
-          <w:rFonts w:ascii="Consolas" w:hAnsi="Consolas"/>
-          <w:color w:val="C00000"/>
-          <w:sz w:val="19"/>
-        </w:rPr>
-        <w:t>1</w:t>
-      </w:r>
-      <w:r>
-        <w:t xml:space="preserve"> to confirm → remaining questions → schemes.</w:t>
+        <w:t xml:space="preserve">. The bot greets you by first name → consent → </w:t>
+      </w:r>
+      <w:r>
+        <w:rPr>
+          <w:b/>
+        </w:rPr>
+        <w:t>Agree</w:t>
+      </w:r>
+      <w:r>
+        <w:t xml:space="preserve"> → only the questions the referral did not answer → summary (facts from the referral marked 📁) → </w:t>
+      </w:r>
+      <w:r>
+        <w:rPr>
+          <w:b/>
+        </w:rPr>
+        <w:t>Proceed</w:t>
+      </w:r>
+      <w:r>
+        <w:t xml:space="preserve"> → schemes.</w:t>
       </w:r>
     </w:p>
     <w:p>
@@ -4149,16 +4216,25 @@
         <w:t xml:space="preserve">1. </w:t>
       </w:r>
       <w:r>
-        <w:t xml:space="preserve">Finish a chat (WhatsApp or web), choose </w:t>
+        <w:t xml:space="preserve">Finish a chat (WhatsApp or web), open a scheme and choose </w:t>
       </w:r>
       <w:r>
         <w:rPr>
           <w:b/>
         </w:rPr>
-        <w:t>Rate this service &amp; get your share link</w:t>
-      </w:r>
-      <w:r>
-        <w:t xml:space="preserve">, rate, then comment or </w:t>
+        <w:t>Share scheme</w:t>
+      </w:r>
+      <w:r>
+        <w:t xml:space="preserve"> (or </w:t>
+      </w:r>
+      <w:r>
+        <w:rPr>
+          <w:b/>
+        </w:rPr>
+        <w:t>Share feedback</w:t>
+      </w:r>
+      <w:r>
+        <w:t xml:space="preserve"> → stars → comment or </w:t>
       </w:r>
       <w:r>
         <w:rPr>
@@ -4169,7 +4245,7 @@
         <w:t>SKIP</w:t>
       </w:r>
       <w:r>
-        <w:t>.</w:t>
+        <w:t>).</w:t>
       </w:r>
     </w:p>
     <w:p>
@@ -5486,6 +5562,61 @@
           <w:p>
             <w:r>
               <w:rPr>
+                <w:sz w:val="19"/>
+              </w:rPr>
+              <w:t>Buttons/lists do not appear on WhatsApp</w:t>
+            </w:r>
+          </w:p>
+        </w:tc>
+        <w:tc>
+          <w:tcPr>
+            <w:tcW w:type="dxa" w:w="3324"/>
+          </w:tcPr>
+          <w:p>
+            <w:r>
+              <w:rPr>
+                <w:sz w:val="19"/>
+              </w:rPr>
+              <w:t>Old WhatsApp app version</w:t>
+            </w:r>
+          </w:p>
+        </w:tc>
+        <w:tc>
+          <w:tcPr>
+            <w:tcW w:type="dxa" w:w="3324"/>
+          </w:tcPr>
+          <w:p>
+            <w:r>
+              <w:rPr>
+                <w:sz w:val="19"/>
+              </w:rPr>
+              <w:t xml:space="preserve">Update WhatsApp, or set </w:t>
+            </w:r>
+            <w:r>
+              <w:rPr>
+                <w:rFonts w:ascii="Consolas" w:hAnsi="Consolas"/>
+                <w:color w:val="C00000"/>
+                <w:sz w:val="19"/>
+              </w:rPr>
+              <w:t>WHATSAPP_INTERACTIVE=false</w:t>
+            </w:r>
+            <w:r>
+              <w:rPr>
+                <w:sz w:val="19"/>
+              </w:rPr>
+              <w:t xml:space="preserve"> (plain text menus)</w:t>
+            </w:r>
+          </w:p>
+        </w:tc>
+      </w:tr>
+      <w:tr>
+        <w:tc>
+          <w:tcPr>
+            <w:tcW w:type="dxa" w:w="3324"/>
+          </w:tcPr>
+          <w:p>
+            <w:r>
+              <w:rPr>
                 <w:rFonts w:ascii="Consolas" w:hAnsi="Consolas"/>
                 <w:color w:val="C00000"/>
                 <w:sz w:val="19"/>

--- a/SETUP_GUIDE.docx
+++ b/SETUP_GUIDE.docx
@@ -872,7 +872,7 @@
           <w:color w:val="C00000"/>
           <w:sz w:val="19"/>
         </w:rPr>
-        <w:t>app/static/companion.html</w:t>
+        <w:t>app/static/companion/index.html</w:t>
       </w:r>
       <w:r>
         <w:t xml:space="preserve">, </w:t>
@@ -2398,7 +2398,7 @@
         <w:t>&lt;service URL&gt;/companion</w:t>
       </w:r>
       <w:r>
-        <w:t xml:space="preserve">. A chat opens: pick </w:t>
+        <w:t xml:space="preserve"> on your phone, or on a computer (it looks like a WhatsApp chat). If the service was asleep, a “Waking up the server…” note appears for up to a minute. Tap </w:t>
       </w:r>
       <w:r>
         <w:rPr>
@@ -2407,15 +2407,6 @@
         <w:t>English</w:t>
       </w:r>
       <w:r>
-        <w:t xml:space="preserve"> in the language dropdown → </w:t>
-      </w:r>
-      <w:r>
-        <w:rPr>
-          <w:b/>
-        </w:rPr>
-        <w:t>Continue</w:t>
-      </w:r>
-      <w:r>
         <w:t xml:space="preserve"> → </w:t>
       </w:r>
       <w:r>
@@ -2423,42 +2414,6 @@
           <w:b/>
         </w:rPr>
         <w:t>Agree</w:t>
-      </w:r>
-      <w:r>
-        <w:t xml:space="preserve"> (consent) → </w:t>
-      </w:r>
-      <w:r>
-        <w:rPr>
-          <w:b/>
-        </w:rPr>
-        <w:t>Class 10 passed</w:t>
-      </w:r>
-      <w:r>
-        <w:t xml:space="preserve"> → </w:t>
-      </w:r>
-      <w:r>
-        <w:rPr>
-          <w:b/>
-        </w:rPr>
-        <w:t>Female</w:t>
-      </w:r>
-      <w:r>
-        <w:t xml:space="preserve"> → </w:t>
-      </w:r>
-      <w:r>
-        <w:rPr>
-          <w:b/>
-        </w:rPr>
-        <w:t>Up to ₹10,000</w:t>
-      </w:r>
-      <w:r>
-        <w:t xml:space="preserve"> → </w:t>
-      </w:r>
-      <w:r>
-        <w:rPr>
-          <w:b/>
-        </w:rPr>
-        <w:t>SC</w:t>
       </w:r>
       <w:r>
         <w:t xml:space="preserve"> → type </w:t>
@@ -2469,25 +2424,45 @@
           <w:color w:val="C00000"/>
           <w:sz w:val="19"/>
         </w:rPr>
+        <w:t>Raj</w:t>
+      </w:r>
+      <w:r>
+        <w:t xml:space="preserve"> and tap </w:t>
+      </w:r>
+      <w:r>
+        <w:rPr>
+          <w:b/>
+        </w:rPr>
         <w:t>Rajasthan</w:t>
       </w:r>
       <w:r>
-        <w:t xml:space="preserve"> → check the summary → </w:t>
-      </w:r>
-      <w:r>
-        <w:rPr>
-          <w:b/>
-        </w:rPr>
-        <w:t>Proceed</w:t>
-      </w:r>
-      <w:r>
-        <w:t xml:space="preserve">. You see scheme cards (name, State/Central, department, description, eligibility, documents, application link). Tap </w:t>
-      </w:r>
-      <w:r>
-        <w:rPr>
-          <w:b/>
-        </w:rPr>
-        <w:t>View details</w:t>
+        <w:t xml:space="preserve"> → type </w:t>
+      </w:r>
+      <w:r>
+        <w:rPr>
+          <w:rFonts w:ascii="Consolas" w:hAnsi="Consolas"/>
+          <w:color w:val="C00000"/>
+          <w:sz w:val="19"/>
+        </w:rPr>
+        <w:t>I am in 2nd year BA</w:t>
+      </w:r>
+      <w:r>
+        <w:t xml:space="preserve"> and tap </w:t>
+      </w:r>
+      <w:r>
+        <w:rPr>
+          <w:b/>
+        </w:rPr>
+        <w:t>Yes</w:t>
+      </w:r>
+      <w:r>
+        <w:t xml:space="preserve"> at “You mean Graduation (UG)?” → </w:t>
+      </w:r>
+      <w:r>
+        <w:rPr>
+          <w:b/>
+        </w:rPr>
+        <w:t>Male</w:t>
       </w:r>
       <w:r>
         <w:t xml:space="preserve"> → </w:t>
@@ -2496,10 +2471,75 @@
         <w:rPr>
           <w:b/>
         </w:rPr>
-        <w:t>Share scheme</w:t>
-      </w:r>
-      <w:r>
-        <w:t xml:space="preserve"> shows WhatsApp / Email / Copy / Share buttons. (The first load after a pause can take up to 1 minute: the free service was asleep.)</w:t>
+        <w:t>Up to ₹10,000</w:t>
+      </w:r>
+      <w:r>
+        <w:t xml:space="preserve"> → </w:t>
+      </w:r>
+      <w:r>
+        <w:rPr>
+          <w:b/>
+        </w:rPr>
+        <w:t>SC</w:t>
+      </w:r>
+      <w:r>
+        <w:t xml:space="preserve"> → check the review card (each answer has </w:t>
+      </w:r>
+      <w:r>
+        <w:rPr>
+          <w:b/>
+        </w:rPr>
+        <w:t>Edit</w:t>
+      </w:r>
+      <w:r>
+        <w:t xml:space="preserve">) → </w:t>
+      </w:r>
+      <w:r>
+        <w:rPr>
+          <w:b/>
+        </w:rPr>
+        <w:t>Show my scholarships</w:t>
+      </w:r>
+      <w:r>
+        <w:t xml:space="preserve">. You see the summary (number of scholarships, “Up to ₹X a year” = the biggest single scholarship, your State's schemes first) and scheme cards. Tap a card for details (why you match, one thing to check, documents checklist with “How to get it”, </w:t>
+      </w:r>
+      <w:r>
+        <w:rPr>
+          <w:b/>
+        </w:rPr>
+        <w:t>Listen</w:t>
+      </w:r>
+      <w:r>
+        <w:t xml:space="preserve">, </w:t>
+      </w:r>
+      <w:r>
+        <w:rPr>
+          <w:b/>
+        </w:rPr>
+        <w:t>Share with parent</w:t>
+      </w:r>
+      <w:r>
+        <w:t xml:space="preserve">, </w:t>
+      </w:r>
+      <w:r>
+        <w:rPr>
+          <w:b/>
+        </w:rPr>
+        <w:t>Apply on official site</w:t>
+      </w:r>
+      <w:r>
+        <w:t xml:space="preserve">). The previous page is still available at </w:t>
+      </w:r>
+      <w:r>
+        <w:rPr>
+          <w:rFonts w:ascii="Consolas" w:hAnsi="Consolas"/>
+          <w:color w:val="C00000"/>
+          <w:sz w:val="19"/>
+        </w:rPr>
+        <w:t>&lt;service URL&gt;/companion/classic</w:t>
+      </w:r>
+      <w:r>
+        <w:t>.</w:t>
       </w:r>
     </w:p>
     <w:p>
@@ -2520,10 +2560,46 @@
         <w:rPr>
           <w:b/>
         </w:rPr>
-        <w:t>Share feedback</w:t>
-      </w:r>
-      <w:r>
-        <w:t xml:space="preserve"> → pick 1–5 stars → type a comment or </w:t>
+        <w:t>Save on WhatsApp</w:t>
+      </w:r>
+      <w:r>
+        <w:t xml:space="preserve"> → </w:t>
+      </w:r>
+      <w:r>
+        <w:rPr>
+          <w:b/>
+        </w:rPr>
+        <w:t>18 or above</w:t>
+      </w:r>
+      <w:r>
+        <w:t xml:space="preserve"> → enter a verified test number → tick the consent → </w:t>
+      </w:r>
+      <w:r>
+        <w:rPr>
+          <w:b/>
+        </w:rPr>
+        <w:t>Next</w:t>
+      </w:r>
+      <w:r>
+        <w:t xml:space="preserve"> → </w:t>
+      </w:r>
+      <w:r>
+        <w:rPr>
+          <w:b/>
+        </w:rPr>
+        <w:t>Open WhatsApp &amp; send Hi</w:t>
+      </w:r>
+      <w:r>
+        <w:t xml:space="preserve">. WhatsApp opens with “Hi, please save my scholarships. Code SAVE-XXXXX”. Send it. The bot replies “✅ Saved!”, and the web page moves on to </w:t>
+      </w:r>
+      <w:r>
+        <w:rPr>
+          <w:b/>
+        </w:rPr>
+        <w:t>Go to My schemes</w:t>
+      </w:r>
+      <w:r>
+        <w:t xml:space="preserve"> by itself (tracker, reminder switches, add a last date, Delete my data). From WhatsApp you can type </w:t>
       </w:r>
       <w:r>
         <w:rPr>
@@ -2531,21 +2607,10 @@
           <w:color w:val="C00000"/>
           <w:sz w:val="19"/>
         </w:rPr>
-        <w:t>SKIP</w:t>
-      </w:r>
-      <w:r>
-        <w:t xml:space="preserve">. You get your personal share code </w:t>
-      </w:r>
-      <w:r>
-        <w:rPr>
-          <w:rFonts w:ascii="Consolas" w:hAnsi="Consolas"/>
-          <w:color w:val="C00000"/>
-          <w:sz w:val="19"/>
-        </w:rPr>
-        <w:t>REF-…</w:t>
-      </w:r>
-      <w:r>
-        <w:t xml:space="preserve"> and links.</w:t>
+        <w:t>MY SCHEMES</w:t>
+      </w:r>
+      <w:r>
+        <w:t xml:space="preserve"> at any time to get a one-time link back to this page.</w:t>
       </w:r>
     </w:p>
     <w:p>
@@ -2560,7 +2625,34 @@
         <w:t xml:space="preserve">3. </w:t>
       </w:r>
       <w:r>
-        <w:t xml:space="preserve">Open </w:t>
+        <w:t xml:space="preserve">Tap </w:t>
+      </w:r>
+      <w:r>
+        <w:rPr>
+          <w:b/>
+        </w:rPr>
+        <w:t>Give feedback</w:t>
+      </w:r>
+      <w:r>
+        <w:t xml:space="preserve"> (summary or My schemes) → pick a face → optional comment → </w:t>
+      </w:r>
+      <w:r>
+        <w:rPr>
+          <w:b/>
+        </w:rPr>
+        <w:t>Send feedback</w:t>
+      </w:r>
+      <w:r>
+        <w:t xml:space="preserve"> → </w:t>
+      </w:r>
+      <w:r>
+        <w:rPr>
+          <w:b/>
+        </w:rPr>
+        <w:t>Share with friends</w:t>
+      </w:r>
+      <w:r>
+        <w:t xml:space="preserve"> shows your personal code </w:t>
       </w:r>
       <w:r>
         <w:rPr>
@@ -2568,19 +2660,19 @@
           <w:color w:val="C00000"/>
           <w:sz w:val="19"/>
         </w:rPr>
-        <w:t>&lt;service URL&gt;/companion/demo</w:t>
-      </w:r>
-      <w:r>
-        <w:t xml:space="preserve">. This is a pretend Product 1 page showing the blue </w:t>
-      </w:r>
-      <w:r>
-        <w:rPr>
-          <w:b/>
-        </w:rPr>
-        <w:t>🎓 Find scholarships</w:t>
-      </w:r>
-      <w:r>
-        <w:t xml:space="preserve"> button (the embed snippet).</w:t>
+        <w:t>REF-…</w:t>
+      </w:r>
+      <w:r>
+        <w:t xml:space="preserve">, a message preview and </w:t>
+      </w:r>
+      <w:r>
+        <w:rPr>
+          <w:b/>
+        </w:rPr>
+        <w:t>Send on WhatsApp</w:t>
+      </w:r>
+      <w:r>
+        <w:t>.</w:t>
       </w:r>
     </w:p>
     <w:p>
@@ -2595,7 +2687,22 @@
         <w:t xml:space="preserve">4. </w:t>
       </w:r>
       <w:r>
-        <w:t xml:space="preserve">Open </w:t>
+        <w:rPr>
+          <w:b/>
+        </w:rPr>
+        <w:t>Languages:</w:t>
+      </w:r>
+      <w:r>
+        <w:t xml:space="preserve"> tap the language button at the top (it shows the current language in its own script) → for example </w:t>
+      </w:r>
+      <w:r>
+        <w:rPr>
+          <w:b/>
+        </w:rPr>
+        <w:t>தமிழ்</w:t>
+      </w:r>
+      <w:r>
+        <w:t xml:space="preserve">. The page labels, questions, State names, months and buttons switch to Tamil; scheme names stay in English, as on the official portal. Try Hindi, বাংলা, मराठी, தமிழ், తెలుగు and ಕನ್ನಡ the same way. You can also type a State in the language's script (for example </w:t>
       </w:r>
       <w:r>
         <w:rPr>
@@ -2603,39 +2710,10 @@
           <w:color w:val="C00000"/>
           <w:sz w:val="19"/>
         </w:rPr>
-        <w:t>&lt;service URL&gt;/admin</w:t>
-      </w:r>
-      <w:r>
-        <w:t xml:space="preserve">. The browser asks for a login: user name </w:t>
-      </w:r>
-      <w:r>
-        <w:rPr>
-          <w:rFonts w:ascii="Consolas" w:hAnsi="Consolas"/>
-          <w:color w:val="C00000"/>
-          <w:sz w:val="19"/>
-        </w:rPr>
-        <w:t>admin</w:t>
-      </w:r>
-      <w:r>
-        <w:t xml:space="preserve"> (anything works), password = </w:t>
-      </w:r>
-      <w:r>
-        <w:rPr>
-          <w:b/>
-        </w:rPr>
-        <w:t>P2_API_KEY</w:t>
-      </w:r>
-      <w:r>
-        <w:t xml:space="preserve">. You see referral counts per source system, sessions by channel and </w:t>
-      </w:r>
-      <w:r>
-        <w:rPr>
-          <w:b/>
-        </w:rPr>
-        <w:t>by entry source</w:t>
-      </w:r>
-      <w:r>
-        <w:t>, outreach messages, peer referrers, and recent suggestions (masked numbers, India time).</w:t>
+        <w:t>राजस्थान</w:t>
+      </w:r>
+      <w:r>
+        <w:t>). Assamese, Gujarati, Malayalam, Odia and Punjabi have translated questions but English page labels for now.</w:t>
       </w:r>
     </w:p>
     <w:p>
@@ -2658,95 +2736,19 @@
           <w:color w:val="C00000"/>
           <w:sz w:val="19"/>
         </w:rPr>
-        <w:t>&lt;service URL&gt;/docs</w:t>
-      </w:r>
-      <w:r>
-        <w:t xml:space="preserve"> → click the green </w:t>
-      </w:r>
-      <w:r>
-        <w:rPr>
-          <w:b/>
-        </w:rPr>
-        <w:t>Authorize</w:t>
-      </w:r>
-      <w:r>
-        <w:t xml:space="preserve"> button (top right) → paste </w:t>
-      </w:r>
-      <w:r>
-        <w:rPr>
-          <w:b/>
-        </w:rPr>
-        <w:t>P2_API_KEY</w:t>
-      </w:r>
-      <w:r>
-        <w:t xml:space="preserve"> into the </w:t>
-      </w:r>
-      <w:r>
-        <w:rPr>
-          <w:b/>
-        </w:rPr>
-        <w:t>X-API-Key</w:t>
-      </w:r>
-      <w:r>
-        <w:t xml:space="preserve"> box → </w:t>
-      </w:r>
-      <w:r>
-        <w:rPr>
-          <w:b/>
-        </w:rPr>
-        <w:t>Authorize</w:t>
-      </w:r>
-      <w:r>
-        <w:t xml:space="preserve"> → </w:t>
-      </w:r>
-      <w:r>
-        <w:rPr>
-          <w:b/>
-        </w:rPr>
-        <w:t>Close</w:t>
-      </w:r>
-      <w:r>
-        <w:t xml:space="preserve">. Then open </w:t>
-      </w:r>
-      <w:r>
-        <w:rPr>
-          <w:b/>
-        </w:rPr>
-        <w:t>GET /v1/meta</w:t>
-      </w:r>
-      <w:r>
-        <w:t xml:space="preserve"> → </w:t>
-      </w:r>
-      <w:r>
-        <w:rPr>
-          <w:b/>
-        </w:rPr>
-        <w:t>Try it out</w:t>
-      </w:r>
-      <w:r>
-        <w:t xml:space="preserve"> → </w:t>
-      </w:r>
-      <w:r>
-        <w:rPr>
-          <w:b/>
-        </w:rPr>
-        <w:t>Execute</w:t>
-      </w:r>
-      <w:r>
-        <w:t>. You should get the list of states.</w:t>
-      </w:r>
-    </w:p>
-    <w:p>
-      <w:pPr>
-        <w:pStyle w:val="Heading2"/>
-      </w:pPr>
-      <w:r>
-        <w:t>Step 6 – Meta: create the WhatsApp app and get the test number</w:t>
-      </w:r>
-    </w:p>
-    <w:p>
-      <w:r>
-        <w:t>Meta changes screen labels from time to time. If a label differs slightly, look for the closest match.</w:t>
+        <w:t>&lt;service URL&gt;/companion/demo</w:t>
+      </w:r>
+      <w:r>
+        <w:t xml:space="preserve">. This is a pretend Product 1 page showing the blue </w:t>
+      </w:r>
+      <w:r>
+        <w:rPr>
+          <w:b/>
+        </w:rPr>
+        <w:t>🎓 Find scholarships</w:t>
+      </w:r>
+      <w:r>
+        <w:t xml:space="preserve"> button (the embed snippet).</w:t>
       </w:r>
     </w:p>
     <w:p>
@@ -2758,37 +2760,50 @@
         <w:rPr>
           <w:b/>
         </w:rPr>
-        <w:t xml:space="preserve">1. </w:t>
-      </w:r>
-      <w:r>
-        <w:t xml:space="preserve">Go to </w:t>
-      </w:r>
-      <w:r>
-        <w:rPr>
-          <w:b/>
-        </w:rPr>
-        <w:t>developers.facebook.com</w:t>
-      </w:r>
-      <w:r>
-        <w:t xml:space="preserve"> → log in → </w:t>
-      </w:r>
-      <w:r>
-        <w:rPr>
-          <w:b/>
-        </w:rPr>
-        <w:t>My Apps</w:t>
-      </w:r>
-      <w:r>
-        <w:t xml:space="preserve"> → </w:t>
-      </w:r>
-      <w:r>
-        <w:rPr>
-          <w:b/>
-        </w:rPr>
-        <w:t>Create App</w:t>
-      </w:r>
-      <w:r>
-        <w:t>.</w:t>
+        <w:t xml:space="preserve">6. </w:t>
+      </w:r>
+      <w:r>
+        <w:t xml:space="preserve">Open </w:t>
+      </w:r>
+      <w:r>
+        <w:rPr>
+          <w:rFonts w:ascii="Consolas" w:hAnsi="Consolas"/>
+          <w:color w:val="C00000"/>
+          <w:sz w:val="19"/>
+        </w:rPr>
+        <w:t>&lt;service URL&gt;/admin</w:t>
+      </w:r>
+      <w:r>
+        <w:t xml:space="preserve">. The browser asks for a login: user name </w:t>
+      </w:r>
+      <w:r>
+        <w:rPr>
+          <w:rFonts w:ascii="Consolas" w:hAnsi="Consolas"/>
+          <w:color w:val="C00000"/>
+          <w:sz w:val="19"/>
+        </w:rPr>
+        <w:t>admin</w:t>
+      </w:r>
+      <w:r>
+        <w:t xml:space="preserve"> (anything works), password = </w:t>
+      </w:r>
+      <w:r>
+        <w:rPr>
+          <w:b/>
+        </w:rPr>
+        <w:t>P2_API_KEY</w:t>
+      </w:r>
+      <w:r>
+        <w:t xml:space="preserve">. You see referral counts per source system, sessions by channel and </w:t>
+      </w:r>
+      <w:r>
+        <w:rPr>
+          <w:b/>
+        </w:rPr>
+        <w:t>by entry source</w:t>
+      </w:r>
+      <w:r>
+        <w:t>, outreach messages, peer referrers, and recent suggestions (masked numbers, India time).</w:t>
       </w:r>
     </w:p>
     <w:p>
@@ -2800,10 +2815,10 @@
         <w:rPr>
           <w:b/>
         </w:rPr>
-        <w:t xml:space="preserve">2. </w:t>
-      </w:r>
-      <w:r>
-        <w:t xml:space="preserve">App name: </w:t>
+        <w:t xml:space="preserve">7. </w:t>
+      </w:r>
+      <w:r>
+        <w:t xml:space="preserve">Open </w:t>
       </w:r>
       <w:r>
         <w:rPr>
@@ -2811,55 +2826,95 @@
           <w:color w:val="C00000"/>
           <w:sz w:val="19"/>
         </w:rPr>
-        <w:t>MoSJE Discovery P2</w:t>
-      </w:r>
-      <w:r>
-        <w:t xml:space="preserve">; contact e-mail: yours. Use case: </w:t>
-      </w:r>
-      <w:r>
-        <w:rPr>
-          <w:b/>
-        </w:rPr>
-        <w:t>Connect with customers through WhatsApp</w:t>
-      </w:r>
-      <w:r>
-        <w:t xml:space="preserve"> (in older screens: type </w:t>
-      </w:r>
-      <w:r>
-        <w:rPr>
-          <w:b/>
-        </w:rPr>
-        <w:t>Business</w:t>
-      </w:r>
-      <w:r>
-        <w:t xml:space="preserve">, then add the </w:t>
-      </w:r>
-      <w:r>
-        <w:rPr>
-          <w:b/>
-        </w:rPr>
-        <w:t>WhatsApp</w:t>
-      </w:r>
-      <w:r>
-        <w:t xml:space="preserve"> product). Business portfolio: choose </w:t>
-      </w:r>
-      <w:r>
-        <w:rPr>
-          <w:b/>
-        </w:rPr>
-        <w:t>your existing business account</w:t>
-      </w:r>
-      <w:r>
-        <w:t xml:space="preserve"> (the same one as before). Click </w:t>
-      </w:r>
-      <w:r>
-        <w:rPr>
-          <w:b/>
-        </w:rPr>
-        <w:t>Create app</w:t>
-      </w:r>
-      <w:r>
-        <w:t xml:space="preserve"> and confirm your password.</w:t>
+        <w:t>&lt;service URL&gt;/docs</w:t>
+      </w:r>
+      <w:r>
+        <w:t xml:space="preserve"> → click the green </w:t>
+      </w:r>
+      <w:r>
+        <w:rPr>
+          <w:b/>
+        </w:rPr>
+        <w:t>Authorize</w:t>
+      </w:r>
+      <w:r>
+        <w:t xml:space="preserve"> button (top right) → paste </w:t>
+      </w:r>
+      <w:r>
+        <w:rPr>
+          <w:b/>
+        </w:rPr>
+        <w:t>P2_API_KEY</w:t>
+      </w:r>
+      <w:r>
+        <w:t xml:space="preserve"> into the </w:t>
+      </w:r>
+      <w:r>
+        <w:rPr>
+          <w:b/>
+        </w:rPr>
+        <w:t>X-API-Key</w:t>
+      </w:r>
+      <w:r>
+        <w:t xml:space="preserve"> box → </w:t>
+      </w:r>
+      <w:r>
+        <w:rPr>
+          <w:b/>
+        </w:rPr>
+        <w:t>Authorize</w:t>
+      </w:r>
+      <w:r>
+        <w:t xml:space="preserve"> → </w:t>
+      </w:r>
+      <w:r>
+        <w:rPr>
+          <w:b/>
+        </w:rPr>
+        <w:t>Close</w:t>
+      </w:r>
+      <w:r>
+        <w:t xml:space="preserve">. Then open </w:t>
+      </w:r>
+      <w:r>
+        <w:rPr>
+          <w:b/>
+        </w:rPr>
+        <w:t>GET /v1/meta</w:t>
+      </w:r>
+      <w:r>
+        <w:t xml:space="preserve"> → </w:t>
+      </w:r>
+      <w:r>
+        <w:rPr>
+          <w:b/>
+        </w:rPr>
+        <w:t>Try it out</w:t>
+      </w:r>
+      <w:r>
+        <w:t xml:space="preserve"> → </w:t>
+      </w:r>
+      <w:r>
+        <w:rPr>
+          <w:b/>
+        </w:rPr>
+        <w:t>Execute</w:t>
+      </w:r>
+      <w:r>
+        <w:t>. You should get the list of states.</w:t>
+      </w:r>
+    </w:p>
+    <w:p>
+      <w:pPr>
+        <w:pStyle w:val="Heading2"/>
+      </w:pPr>
+      <w:r>
+        <w:t>Step 6 – Meta: create the WhatsApp app and get the test number</w:t>
+      </w:r>
+    </w:p>
+    <w:p>
+      <w:r>
+        <w:t>Meta changes screen labels from time to time. If a label differs slightly, look for the closest match.</w:t>
       </w:r>
     </w:p>
     <w:p>
@@ -2871,37 +2926,37 @@
         <w:rPr>
           <w:b/>
         </w:rPr>
-        <w:t xml:space="preserve">3. </w:t>
-      </w:r>
-      <w:r>
-        <w:t xml:space="preserve">In the app's left menu open </w:t>
-      </w:r>
-      <w:r>
-        <w:rPr>
-          <w:b/>
-        </w:rPr>
-        <w:t>WhatsApp → API Setup</w:t>
-      </w:r>
-      <w:r>
-        <w:t xml:space="preserve"> (in newer screens: </w:t>
-      </w:r>
-      <w:r>
-        <w:rPr>
-          <w:b/>
-        </w:rPr>
-        <w:t>Use cases → Customize → API Setup</w:t>
-      </w:r>
-      <w:r>
-        <w:t xml:space="preserve"> or </w:t>
-      </w:r>
-      <w:r>
-        <w:rPr>
-          <w:b/>
-        </w:rPr>
-        <w:t>Quickstart</w:t>
-      </w:r>
-      <w:r>
-        <w:t>).</w:t>
+        <w:t xml:space="preserve">1. </w:t>
+      </w:r>
+      <w:r>
+        <w:t xml:space="preserve">Go to </w:t>
+      </w:r>
+      <w:r>
+        <w:rPr>
+          <w:b/>
+        </w:rPr>
+        <w:t>developers.facebook.com</w:t>
+      </w:r>
+      <w:r>
+        <w:t xml:space="preserve"> → log in → </w:t>
+      </w:r>
+      <w:r>
+        <w:rPr>
+          <w:b/>
+        </w:rPr>
+        <w:t>My Apps</w:t>
+      </w:r>
+      <w:r>
+        <w:t xml:space="preserve"> → </w:t>
+      </w:r>
+      <w:r>
+        <w:rPr>
+          <w:b/>
+        </w:rPr>
+        <w:t>Create App</w:t>
+      </w:r>
+      <w:r>
+        <w:t>.</w:t>
       </w:r>
     </w:p>
     <w:p>
@@ -2913,43 +2968,66 @@
         <w:rPr>
           <w:b/>
         </w:rPr>
-        <w:t xml:space="preserve">4. </w:t>
-      </w:r>
-      <w:r>
-        <w:rPr>
-          <w:b/>
-        </w:rPr>
-        <w:t>Temporary access token:</w:t>
-      </w:r>
-      <w:r>
-        <w:t xml:space="preserve"> click </w:t>
-      </w:r>
-      <w:r>
-        <w:rPr>
-          <w:b/>
-        </w:rPr>
-        <w:t>Generate access token</w:t>
-      </w:r>
-      <w:r>
-        <w:t xml:space="preserve"> (continue through the pop-up). Copy it. This is </w:t>
-      </w:r>
-      <w:r>
-        <w:rPr>
-          <w:b/>
-        </w:rPr>
-        <w:t>WHATSAPP_TOKEN</w:t>
-      </w:r>
-      <w:r>
-        <w:t xml:space="preserve">. It </w:t>
-      </w:r>
-      <w:r>
-        <w:rPr>
-          <w:b/>
-        </w:rPr>
-        <w:t>expires after about 24 hours</w:t>
-      </w:r>
-      <w:r>
-        <w:t xml:space="preserve"> (see step 10 for a permanent one).</w:t>
+        <w:t xml:space="preserve">2. </w:t>
+      </w:r>
+      <w:r>
+        <w:t xml:space="preserve">App name: </w:t>
+      </w:r>
+      <w:r>
+        <w:rPr>
+          <w:rFonts w:ascii="Consolas" w:hAnsi="Consolas"/>
+          <w:color w:val="C00000"/>
+          <w:sz w:val="19"/>
+        </w:rPr>
+        <w:t>MoSJE Discovery P2</w:t>
+      </w:r>
+      <w:r>
+        <w:t xml:space="preserve">; contact e-mail: yours. Use case: </w:t>
+      </w:r>
+      <w:r>
+        <w:rPr>
+          <w:b/>
+        </w:rPr>
+        <w:t>Connect with customers through WhatsApp</w:t>
+      </w:r>
+      <w:r>
+        <w:t xml:space="preserve"> (in older screens: type </w:t>
+      </w:r>
+      <w:r>
+        <w:rPr>
+          <w:b/>
+        </w:rPr>
+        <w:t>Business</w:t>
+      </w:r>
+      <w:r>
+        <w:t xml:space="preserve">, then add the </w:t>
+      </w:r>
+      <w:r>
+        <w:rPr>
+          <w:b/>
+        </w:rPr>
+        <w:t>WhatsApp</w:t>
+      </w:r>
+      <w:r>
+        <w:t xml:space="preserve"> product). Business portfolio: choose </w:t>
+      </w:r>
+      <w:r>
+        <w:rPr>
+          <w:b/>
+        </w:rPr>
+        <w:t>your existing business account</w:t>
+      </w:r>
+      <w:r>
+        <w:t xml:space="preserve"> (the same one as before). Click </w:t>
+      </w:r>
+      <w:r>
+        <w:rPr>
+          <w:b/>
+        </w:rPr>
+        <w:t>Create app</w:t>
+      </w:r>
+      <w:r>
+        <w:t xml:space="preserve"> and confirm your password.</w:t>
       </w:r>
     </w:p>
     <w:p>
@@ -2961,63 +3039,37 @@
         <w:rPr>
           <w:b/>
         </w:rPr>
-        <w:t xml:space="preserve">5. </w:t>
-      </w:r>
-      <w:r>
-        <w:rPr>
-          <w:b/>
-        </w:rPr>
-        <w:t>From:</w:t>
-      </w:r>
-      <w:r>
-        <w:t xml:space="preserve"> Meta shows a free </w:t>
-      </w:r>
-      <w:r>
-        <w:rPr>
-          <w:b/>
-        </w:rPr>
-        <w:t>test number</w:t>
-      </w:r>
-      <w:r>
-        <w:t xml:space="preserve"> (for example </w:t>
-      </w:r>
-      <w:r>
-        <w:rPr>
-          <w:rFonts w:ascii="Consolas" w:hAnsi="Consolas"/>
-          <w:color w:val="C00000"/>
-          <w:sz w:val="19"/>
-        </w:rPr>
-        <w:t>+1 555 …</w:t>
-      </w:r>
-      <w:r>
-        <w:t xml:space="preserve">). Below it is the </w:t>
-      </w:r>
-      <w:r>
-        <w:rPr>
-          <w:b/>
-        </w:rPr>
-        <w:t>Phone number ID</w:t>
-      </w:r>
-      <w:r>
-        <w:t xml:space="preserve"> (a long number, </w:t>
-      </w:r>
-      <w:r>
-        <w:rPr>
-          <w:b/>
-        </w:rPr>
-        <w:t>not</w:t>
-      </w:r>
-      <w:r>
-        <w:t xml:space="preserve"> the phone number). Copy it. This is </w:t>
-      </w:r>
-      <w:r>
-        <w:rPr>
-          <w:b/>
-        </w:rPr>
-        <w:t>WHATSAPP_PHONE_NUMBER_ID</w:t>
-      </w:r>
-      <w:r>
-        <w:t>.</w:t>
+        <w:t xml:space="preserve">3. </w:t>
+      </w:r>
+      <w:r>
+        <w:t xml:space="preserve">In the app's left menu open </w:t>
+      </w:r>
+      <w:r>
+        <w:rPr>
+          <w:b/>
+        </w:rPr>
+        <w:t>WhatsApp → API Setup</w:t>
+      </w:r>
+      <w:r>
+        <w:t xml:space="preserve"> (in newer screens: </w:t>
+      </w:r>
+      <w:r>
+        <w:rPr>
+          <w:b/>
+        </w:rPr>
+        <w:t>Use cases → Customize → API Setup</w:t>
+      </w:r>
+      <w:r>
+        <w:t xml:space="preserve"> or </w:t>
+      </w:r>
+      <w:r>
+        <w:rPr>
+          <w:b/>
+        </w:rPr>
+        <w:t>Quickstart</w:t>
+      </w:r>
+      <w:r>
+        <w:t>).</w:t>
       </w:r>
     </w:p>
     <w:p>
@@ -3029,50 +3081,43 @@
         <w:rPr>
           <w:b/>
         </w:rPr>
-        <w:t xml:space="preserve">6. </w:t>
-      </w:r>
-      <w:r>
-        <w:t xml:space="preserve">Also write down the test number itself, </w:t>
-      </w:r>
-      <w:r>
-        <w:rPr>
-          <w:b/>
-        </w:rPr>
-        <w:t>digits only with country code</w:t>
-      </w:r>
-      <w:r>
-        <w:t xml:space="preserve"> (for example </w:t>
-      </w:r>
-      <w:r>
-        <w:rPr>
-          <w:rFonts w:ascii="Consolas" w:hAnsi="Consolas"/>
-          <w:color w:val="C00000"/>
-          <w:sz w:val="19"/>
-        </w:rPr>
-        <w:t>15551234567</w:t>
-      </w:r>
-      <w:r>
-        <w:t xml:space="preserve">). This is </w:t>
-      </w:r>
-      <w:r>
-        <w:rPr>
-          <w:b/>
-        </w:rPr>
-        <w:t>WHATSAPP_DISPLAY_NUMBER</w:t>
-      </w:r>
-      <w:r>
-        <w:t xml:space="preserve">; it is used to build </w:t>
-      </w:r>
-      <w:r>
-        <w:rPr>
-          <w:rFonts w:ascii="Consolas" w:hAnsi="Consolas"/>
-          <w:color w:val="C00000"/>
-          <w:sz w:val="19"/>
-        </w:rPr>
-        <w:t>wa.me</w:t>
-      </w:r>
-      <w:r>
-        <w:t xml:space="preserve"> links.</w:t>
+        <w:t xml:space="preserve">4. </w:t>
+      </w:r>
+      <w:r>
+        <w:rPr>
+          <w:b/>
+        </w:rPr>
+        <w:t>Temporary access token:</w:t>
+      </w:r>
+      <w:r>
+        <w:t xml:space="preserve"> click </w:t>
+      </w:r>
+      <w:r>
+        <w:rPr>
+          <w:b/>
+        </w:rPr>
+        <w:t>Generate access token</w:t>
+      </w:r>
+      <w:r>
+        <w:t xml:space="preserve"> (continue through the pop-up). Copy it. This is </w:t>
+      </w:r>
+      <w:r>
+        <w:rPr>
+          <w:b/>
+        </w:rPr>
+        <w:t>WHATSAPP_TOKEN</w:t>
+      </w:r>
+      <w:r>
+        <w:t xml:space="preserve">. It </w:t>
+      </w:r>
+      <w:r>
+        <w:rPr>
+          <w:b/>
+        </w:rPr>
+        <w:t>expires after about 24 hours</w:t>
+      </w:r>
+      <w:r>
+        <w:t xml:space="preserve"> (see step 10 for a permanent one).</w:t>
       </w:r>
     </w:p>
     <w:p>
@@ -3084,43 +3129,63 @@
         <w:rPr>
           <w:b/>
         </w:rPr>
-        <w:t xml:space="preserve">7. </w:t>
-      </w:r>
-      <w:r>
-        <w:rPr>
-          <w:b/>
-        </w:rPr>
-        <w:t>To:</w:t>
-      </w:r>
-      <w:r>
-        <w:t xml:space="preserve"> click </w:t>
-      </w:r>
-      <w:r>
-        <w:rPr>
-          <w:b/>
-        </w:rPr>
-        <w:t>Manage phone number list → Add phone number</w:t>
-      </w:r>
-      <w:r>
-        <w:t xml:space="preserve"> → enter </w:t>
-      </w:r>
-      <w:r>
-        <w:rPr>
-          <w:b/>
-        </w:rPr>
-        <w:t>your own mobile</w:t>
-      </w:r>
-      <w:r>
-        <w:t xml:space="preserve"> (+91 …) → enter the code WhatsApp sends you. Up to </w:t>
-      </w:r>
-      <w:r>
-        <w:rPr>
-          <w:b/>
-        </w:rPr>
-        <w:t>5</w:t>
-      </w:r>
-      <w:r>
-        <w:t xml:space="preserve"> tester numbers can be added (for example Product 1 team members).</w:t>
+        <w:t xml:space="preserve">5. </w:t>
+      </w:r>
+      <w:r>
+        <w:rPr>
+          <w:b/>
+        </w:rPr>
+        <w:t>From:</w:t>
+      </w:r>
+      <w:r>
+        <w:t xml:space="preserve"> Meta shows a free </w:t>
+      </w:r>
+      <w:r>
+        <w:rPr>
+          <w:b/>
+        </w:rPr>
+        <w:t>test number</w:t>
+      </w:r>
+      <w:r>
+        <w:t xml:space="preserve"> (for example </w:t>
+      </w:r>
+      <w:r>
+        <w:rPr>
+          <w:rFonts w:ascii="Consolas" w:hAnsi="Consolas"/>
+          <w:color w:val="C00000"/>
+          <w:sz w:val="19"/>
+        </w:rPr>
+        <w:t>+1 555 …</w:t>
+      </w:r>
+      <w:r>
+        <w:t xml:space="preserve">). Below it is the </w:t>
+      </w:r>
+      <w:r>
+        <w:rPr>
+          <w:b/>
+        </w:rPr>
+        <w:t>Phone number ID</w:t>
+      </w:r>
+      <w:r>
+        <w:t xml:space="preserve"> (a long number, </w:t>
+      </w:r>
+      <w:r>
+        <w:rPr>
+          <w:b/>
+        </w:rPr>
+        <w:t>not</w:t>
+      </w:r>
+      <w:r>
+        <w:t xml:space="preserve"> the phone number). Copy it. This is </w:t>
+      </w:r>
+      <w:r>
+        <w:rPr>
+          <w:b/>
+        </w:rPr>
+        <w:t>WHATSAPP_PHONE_NUMBER_ID</w:t>
+      </w:r>
+      <w:r>
+        <w:t>.</w:t>
       </w:r>
     </w:p>
     <w:p>
@@ -3132,28 +3197,50 @@
         <w:rPr>
           <w:b/>
         </w:rPr>
-        <w:t xml:space="preserve">8. </w:t>
-      </w:r>
-      <w:r>
-        <w:t xml:space="preserve">Optional check: click </w:t>
-      </w:r>
-      <w:r>
-        <w:rPr>
-          <w:b/>
-        </w:rPr>
-        <w:t>Send message</w:t>
-      </w:r>
-      <w:r>
-        <w:t xml:space="preserve"> on this page. You should receive Meta's </w:t>
-      </w:r>
-      <w:r>
-        <w:rPr>
-          <w:b/>
-        </w:rPr>
-        <w:t>hello_world</w:t>
-      </w:r>
-      <w:r>
-        <w:t xml:space="preserve"> message on your phone.</w:t>
+        <w:t xml:space="preserve">6. </w:t>
+      </w:r>
+      <w:r>
+        <w:t xml:space="preserve">Also write down the test number itself, </w:t>
+      </w:r>
+      <w:r>
+        <w:rPr>
+          <w:b/>
+        </w:rPr>
+        <w:t>digits only with country code</w:t>
+      </w:r>
+      <w:r>
+        <w:t xml:space="preserve"> (for example </w:t>
+      </w:r>
+      <w:r>
+        <w:rPr>
+          <w:rFonts w:ascii="Consolas" w:hAnsi="Consolas"/>
+          <w:color w:val="C00000"/>
+          <w:sz w:val="19"/>
+        </w:rPr>
+        <w:t>15551234567</w:t>
+      </w:r>
+      <w:r>
+        <w:t xml:space="preserve">). This is </w:t>
+      </w:r>
+      <w:r>
+        <w:rPr>
+          <w:b/>
+        </w:rPr>
+        <w:t>WHATSAPP_DISPLAY_NUMBER</w:t>
+      </w:r>
+      <w:r>
+        <w:t xml:space="preserve">; it is used to build </w:t>
+      </w:r>
+      <w:r>
+        <w:rPr>
+          <w:rFonts w:ascii="Consolas" w:hAnsi="Consolas"/>
+          <w:color w:val="C00000"/>
+          <w:sz w:val="19"/>
+        </w:rPr>
+        <w:t>wa.me</w:t>
+      </w:r>
+      <w:r>
+        <w:t xml:space="preserve"> links.</w:t>
       </w:r>
     </w:p>
     <w:p>
@@ -3165,28 +3252,43 @@
         <w:rPr>
           <w:b/>
         </w:rPr>
-        <w:t xml:space="preserve">9. </w:t>
-      </w:r>
-      <w:r>
-        <w:t xml:space="preserve">Optional (stronger security): app left menu </w:t>
-      </w:r>
-      <w:r>
-        <w:rPr>
-          <w:b/>
-        </w:rPr>
-        <w:t>App settings → Basic → App secret → Show</w:t>
-      </w:r>
-      <w:r>
-        <w:t xml:space="preserve"> → copy. This is </w:t>
-      </w:r>
-      <w:r>
-        <w:rPr>
-          <w:b/>
-        </w:rPr>
-        <w:t>WHATSAPP_APP_SECRET</w:t>
-      </w:r>
-      <w:r>
-        <w:t>. When it is set, Product 2 rejects webhook calls that are not signed by Meta.</w:t>
+        <w:t xml:space="preserve">7. </w:t>
+      </w:r>
+      <w:r>
+        <w:rPr>
+          <w:b/>
+        </w:rPr>
+        <w:t>To:</w:t>
+      </w:r>
+      <w:r>
+        <w:t xml:space="preserve"> click </w:t>
+      </w:r>
+      <w:r>
+        <w:rPr>
+          <w:b/>
+        </w:rPr>
+        <w:t>Manage phone number list → Add phone number</w:t>
+      </w:r>
+      <w:r>
+        <w:t xml:space="preserve"> → enter </w:t>
+      </w:r>
+      <w:r>
+        <w:rPr>
+          <w:b/>
+        </w:rPr>
+        <w:t>your own mobile</w:t>
+      </w:r>
+      <w:r>
+        <w:t xml:space="preserve"> (+91 …) → enter the code WhatsApp sends you. Up to </w:t>
+      </w:r>
+      <w:r>
+        <w:rPr>
+          <w:b/>
+        </w:rPr>
+        <w:t>5</w:t>
+      </w:r>
+      <w:r>
+        <w:t xml:space="preserve"> tester numbers can be added (for example Product 1 team members).</w:t>
       </w:r>
     </w:p>
     <w:p>
@@ -3198,138 +3300,28 @@
         <w:rPr>
           <w:b/>
         </w:rPr>
-        <w:t xml:space="preserve">10. </w:t>
-      </w:r>
-      <w:r>
-        <w:rPr>
-          <w:b/>
-        </w:rPr>
-        <w:t>Put the values into Render:</w:t>
-      </w:r>
-      <w:r>
-        <w:t xml:space="preserve"> service </w:t>
-      </w:r>
-      <w:r>
-        <w:rPr>
-          <w:rFonts w:ascii="Consolas" w:hAnsi="Consolas"/>
-          <w:color w:val="C00000"/>
-          <w:sz w:val="19"/>
-        </w:rPr>
-        <w:t>mosje-p2-api</w:t>
-      </w:r>
-      <w:r>
-        <w:t xml:space="preserve"> → </w:t>
-      </w:r>
-      <w:r>
-        <w:rPr>
-          <w:b/>
-        </w:rPr>
-        <w:t>Environment</w:t>
-      </w:r>
-      <w:r>
-        <w:t xml:space="preserve"> → fill </w:t>
-      </w:r>
-      <w:r>
-        <w:rPr>
-          <w:b/>
-        </w:rPr>
-        <w:t>WHATSAPP_TOKEN</w:t>
-      </w:r>
-      <w:r>
-        <w:t xml:space="preserve">, </w:t>
-      </w:r>
-      <w:r>
-        <w:rPr>
-          <w:b/>
-        </w:rPr>
-        <w:t>WHATSAPP_PHONE_NUMBER_ID</w:t>
-      </w:r>
-      <w:r>
-        <w:t xml:space="preserve">, </w:t>
-      </w:r>
-      <w:r>
-        <w:rPr>
-          <w:b/>
-        </w:rPr>
-        <w:t>WHATSAPP_DISPLAY_NUMBER</w:t>
-      </w:r>
-      <w:r>
-        <w:t xml:space="preserve"> (and </w:t>
-      </w:r>
-      <w:r>
-        <w:rPr>
-          <w:b/>
-        </w:rPr>
-        <w:t>WHATSAPP_APP_SECRET</w:t>
-      </w:r>
-      <w:r>
-        <w:t xml:space="preserve"> if you copied it) → </w:t>
-      </w:r>
-      <w:r>
-        <w:rPr>
-          <w:b/>
-        </w:rPr>
-        <w:t>Save, rebuild, and deploy</w:t>
-      </w:r>
-      <w:r>
-        <w:t xml:space="preserve"> (or </w:t>
-      </w:r>
-      <w:r>
-        <w:rPr>
-          <w:b/>
-        </w:rPr>
-        <w:t>Save changes</w:t>
-      </w:r>
-      <w:r>
-        <w:t xml:space="preserve">, then </w:t>
-      </w:r>
-      <w:r>
-        <w:rPr>
-          <w:b/>
-        </w:rPr>
-        <w:t>Manual Deploy → Deploy latest commit</w:t>
-      </w:r>
-      <w:r>
-        <w:t xml:space="preserve">). Wait until </w:t>
-      </w:r>
-      <w:r>
-        <w:rPr>
-          <w:b/>
-        </w:rPr>
-        <w:t>Live</w:t>
-      </w:r>
-      <w:r>
-        <w:t xml:space="preserve">. </w:t>
-      </w:r>
-      <w:r>
-        <w:rPr>
-          <w:rFonts w:ascii="Consolas" w:hAnsi="Consolas"/>
-          <w:color w:val="C00000"/>
-          <w:sz w:val="19"/>
-        </w:rPr>
-        <w:t>&lt;service URL&gt;/health</w:t>
-      </w:r>
-      <w:r>
-        <w:t xml:space="preserve"> now shows </w:t>
-      </w:r>
-      <w:r>
-        <w:rPr>
-          <w:rFonts w:ascii="Consolas" w:hAnsi="Consolas"/>
-          <w:color w:val="C00000"/>
-          <w:sz w:val="19"/>
-        </w:rPr>
-        <w:t>"whatsapp_configured":true</w:t>
-      </w:r>
-      <w:r>
-        <w:t>.</w:t>
-      </w:r>
-    </w:p>
-    <w:p>
-      <w:pPr>
-        <w:pStyle w:val="Heading2"/>
-      </w:pPr>
-      <w:r>
-        <w:t>Step 7 – Meta: connect the webhook</w:t>
+        <w:t xml:space="preserve">8. </w:t>
+      </w:r>
+      <w:r>
+        <w:t xml:space="preserve">Optional check: click </w:t>
+      </w:r>
+      <w:r>
+        <w:rPr>
+          <w:b/>
+        </w:rPr>
+        <w:t>Send message</w:t>
+      </w:r>
+      <w:r>
+        <w:t xml:space="preserve"> on this page. You should receive Meta's </w:t>
+      </w:r>
+      <w:r>
+        <w:rPr>
+          <w:b/>
+        </w:rPr>
+        <w:t>hello_world</w:t>
+      </w:r>
+      <w:r>
+        <w:t xml:space="preserve"> message on your phone.</w:t>
       </w:r>
     </w:p>
     <w:p>
@@ -3341,41 +3333,28 @@
         <w:rPr>
           <w:b/>
         </w:rPr>
-        <w:t xml:space="preserve">1. </w:t>
-      </w:r>
-      <w:r>
-        <w:t xml:space="preserve">First </w:t>
-      </w:r>
-      <w:r>
-        <w:rPr>
-          <w:b/>
-        </w:rPr>
-        <w:t>wake the service</w:t>
-      </w:r>
-      <w:r>
-        <w:t xml:space="preserve">: open </w:t>
-      </w:r>
-      <w:r>
-        <w:rPr>
-          <w:rFonts w:ascii="Consolas" w:hAnsi="Consolas"/>
-          <w:color w:val="C00000"/>
-          <w:sz w:val="19"/>
-        </w:rPr>
-        <w:t>&lt;service URL&gt;/health</w:t>
-      </w:r>
-      <w:r>
-        <w:t xml:space="preserve"> and wait for </w:t>
-      </w:r>
-      <w:r>
-        <w:rPr>
-          <w:rFonts w:ascii="Consolas" w:hAnsi="Consolas"/>
-          <w:color w:val="C00000"/>
-          <w:sz w:val="19"/>
-        </w:rPr>
-        <w:t>ok</w:t>
-      </w:r>
-      <w:r>
-        <w:t>. (Meta gives up if the service is asleep during verification.)</w:t>
+        <w:t xml:space="preserve">9. </w:t>
+      </w:r>
+      <w:r>
+        <w:t xml:space="preserve">Optional (stronger security): app left menu </w:t>
+      </w:r>
+      <w:r>
+        <w:rPr>
+          <w:b/>
+        </w:rPr>
+        <w:t>App settings → Basic → App secret → Show</w:t>
+      </w:r>
+      <w:r>
+        <w:t xml:space="preserve"> → copy. This is </w:t>
+      </w:r>
+      <w:r>
+        <w:rPr>
+          <w:b/>
+        </w:rPr>
+        <w:t>WHATSAPP_APP_SECRET</w:t>
+      </w:r>
+      <w:r>
+        <w:t>. When it is set, Product 2 rejects webhook calls that are not signed by Meta.</w:t>
       </w:r>
     </w:p>
     <w:p>
@@ -3387,16 +3366,24 @@
         <w:rPr>
           <w:b/>
         </w:rPr>
-        <w:t xml:space="preserve">2. </w:t>
-      </w:r>
-      <w:r>
-        <w:t xml:space="preserve">In the Meta app: </w:t>
-      </w:r>
-      <w:r>
-        <w:rPr>
-          <w:b/>
-        </w:rPr>
-        <w:t>WhatsApp → Configuration</w:t>
+        <w:t xml:space="preserve">10. </w:t>
+      </w:r>
+      <w:r>
+        <w:rPr>
+          <w:b/>
+        </w:rPr>
+        <w:t>Put the values into Render:</w:t>
+      </w:r>
+      <w:r>
+        <w:t xml:space="preserve"> service </w:t>
+      </w:r>
+      <w:r>
+        <w:rPr>
+          <w:rFonts w:ascii="Consolas" w:hAnsi="Consolas"/>
+          <w:color w:val="C00000"/>
+          <w:sz w:val="19"/>
+        </w:rPr>
+        <w:t>mosje-p2-api</w:t>
       </w:r>
       <w:r>
         <w:t xml:space="preserve"> → </w:t>
@@ -3405,19 +3392,112 @@
         <w:rPr>
           <w:b/>
         </w:rPr>
-        <w:t>Webhook</w:t>
-      </w:r>
-      <w:r>
-        <w:t xml:space="preserve"> → </w:t>
-      </w:r>
-      <w:r>
-        <w:rPr>
-          <w:b/>
-        </w:rPr>
-        <w:t>Edit</w:t>
+        <w:t>Environment</w:t>
+      </w:r>
+      <w:r>
+        <w:t xml:space="preserve"> → fill </w:t>
+      </w:r>
+      <w:r>
+        <w:rPr>
+          <w:b/>
+        </w:rPr>
+        <w:t>WHATSAPP_TOKEN</w:t>
+      </w:r>
+      <w:r>
+        <w:t xml:space="preserve">, </w:t>
+      </w:r>
+      <w:r>
+        <w:rPr>
+          <w:b/>
+        </w:rPr>
+        <w:t>WHATSAPP_PHONE_NUMBER_ID</w:t>
+      </w:r>
+      <w:r>
+        <w:t xml:space="preserve">, </w:t>
+      </w:r>
+      <w:r>
+        <w:rPr>
+          <w:b/>
+        </w:rPr>
+        <w:t>WHATSAPP_DISPLAY_NUMBER</w:t>
+      </w:r>
+      <w:r>
+        <w:t xml:space="preserve"> (and </w:t>
+      </w:r>
+      <w:r>
+        <w:rPr>
+          <w:b/>
+        </w:rPr>
+        <w:t>WHATSAPP_APP_SECRET</w:t>
+      </w:r>
+      <w:r>
+        <w:t xml:space="preserve"> if you copied it) → </w:t>
+      </w:r>
+      <w:r>
+        <w:rPr>
+          <w:b/>
+        </w:rPr>
+        <w:t>Save, rebuild, and deploy</w:t>
+      </w:r>
+      <w:r>
+        <w:t xml:space="preserve"> (or </w:t>
+      </w:r>
+      <w:r>
+        <w:rPr>
+          <w:b/>
+        </w:rPr>
+        <w:t>Save changes</w:t>
+      </w:r>
+      <w:r>
+        <w:t xml:space="preserve">, then </w:t>
+      </w:r>
+      <w:r>
+        <w:rPr>
+          <w:b/>
+        </w:rPr>
+        <w:t>Manual Deploy → Deploy latest commit</w:t>
+      </w:r>
+      <w:r>
+        <w:t xml:space="preserve">). Wait until </w:t>
+      </w:r>
+      <w:r>
+        <w:rPr>
+          <w:b/>
+        </w:rPr>
+        <w:t>Live</w:t>
+      </w:r>
+      <w:r>
+        <w:t xml:space="preserve">. </w:t>
+      </w:r>
+      <w:r>
+        <w:rPr>
+          <w:rFonts w:ascii="Consolas" w:hAnsi="Consolas"/>
+          <w:color w:val="C00000"/>
+          <w:sz w:val="19"/>
+        </w:rPr>
+        <w:t>&lt;service URL&gt;/health</w:t>
+      </w:r>
+      <w:r>
+        <w:t xml:space="preserve"> now shows </w:t>
+      </w:r>
+      <w:r>
+        <w:rPr>
+          <w:rFonts w:ascii="Consolas" w:hAnsi="Consolas"/>
+          <w:color w:val="C00000"/>
+          <w:sz w:val="19"/>
+        </w:rPr>
+        <w:t>"whatsapp_configured":true</w:t>
       </w:r>
       <w:r>
         <w:t>.</w:t>
+      </w:r>
+    </w:p>
+    <w:p>
+      <w:pPr>
+        <w:pStyle w:val="Heading2"/>
+      </w:pPr>
+      <w:r>
+        <w:t>Step 7 – Meta: connect the webhook</w:t>
       </w:r>
     </w:p>
     <w:p>
@@ -3429,16 +3509,19 @@
         <w:rPr>
           <w:b/>
         </w:rPr>
-        <w:t xml:space="preserve">3. </w:t>
-      </w:r>
-      <w:r>
-        <w:rPr>
-          <w:b/>
-        </w:rPr>
-        <w:t>Callback URL:</w:t>
-      </w:r>
-      <w:r>
-        <w:t xml:space="preserve"> </w:t>
+        <w:t xml:space="preserve">1. </w:t>
+      </w:r>
+      <w:r>
+        <w:t xml:space="preserve">First </w:t>
+      </w:r>
+      <w:r>
+        <w:rPr>
+          <w:b/>
+        </w:rPr>
+        <w:t>wake the service</w:t>
+      </w:r>
+      <w:r>
+        <w:t xml:space="preserve">: open </w:t>
       </w:r>
       <w:r>
         <w:rPr>
@@ -3446,10 +3529,10 @@
           <w:color w:val="C00000"/>
           <w:sz w:val="19"/>
         </w:rPr>
-        <w:t>&lt;service URL&gt;/whatsapp/webhook</w:t>
-      </w:r>
-      <w:r>
-        <w:t xml:space="preserve"> (for example </w:t>
+        <w:t>&lt;service URL&gt;/health</w:t>
+      </w:r>
+      <w:r>
+        <w:t xml:space="preserve"> and wait for </w:t>
       </w:r>
       <w:r>
         <w:rPr>
@@ -3457,10 +3540,10 @@
           <w:color w:val="C00000"/>
           <w:sz w:val="19"/>
         </w:rPr>
-        <w:t>https://mosje-p2-api.onrender.com/whatsapp/webhook</w:t>
-      </w:r>
-      <w:r>
-        <w:t>).</w:t>
+        <w:t>ok</w:t>
+      </w:r>
+      <w:r>
+        <w:t>. (Meta gives up if the service is asleep during verification.)</w:t>
       </w:r>
     </w:p>
     <w:p>
@@ -3472,25 +3555,37 @@
         <w:rPr>
           <w:b/>
         </w:rPr>
-        <w:t xml:space="preserve">4. </w:t>
-      </w:r>
-      <w:r>
-        <w:rPr>
-          <w:b/>
-        </w:rPr>
-        <w:t>Verify token:</w:t>
-      </w:r>
-      <w:r>
-        <w:t xml:space="preserve"> paste </w:t>
-      </w:r>
-      <w:r>
-        <w:rPr>
-          <w:b/>
-        </w:rPr>
-        <w:t>WHATSAPP_VERIFY_TOKEN</w:t>
-      </w:r>
-      <w:r>
-        <w:t xml:space="preserve"> from step 4.</w:t>
+        <w:t xml:space="preserve">2. </w:t>
+      </w:r>
+      <w:r>
+        <w:t xml:space="preserve">In the Meta app: </w:t>
+      </w:r>
+      <w:r>
+        <w:rPr>
+          <w:b/>
+        </w:rPr>
+        <w:t>WhatsApp → Configuration</w:t>
+      </w:r>
+      <w:r>
+        <w:t xml:space="preserve"> → </w:t>
+      </w:r>
+      <w:r>
+        <w:rPr>
+          <w:b/>
+        </w:rPr>
+        <w:t>Webhook</w:t>
+      </w:r>
+      <w:r>
+        <w:t xml:space="preserve"> → </w:t>
+      </w:r>
+      <w:r>
+        <w:rPr>
+          <w:b/>
+        </w:rPr>
+        <w:t>Edit</w:t>
+      </w:r>
+      <w:r>
+        <w:t>.</w:t>
       </w:r>
     </w:p>
     <w:p>
@@ -3502,19 +3597,16 @@
         <w:rPr>
           <w:b/>
         </w:rPr>
-        <w:t xml:space="preserve">5. </w:t>
-      </w:r>
-      <w:r>
-        <w:t xml:space="preserve">Click </w:t>
-      </w:r>
-      <w:r>
-        <w:rPr>
-          <w:b/>
-        </w:rPr>
-        <w:t>Verify and save</w:t>
-      </w:r>
-      <w:r>
-        <w:t xml:space="preserve">. If it fails, check the URL (no extra spaces, </w:t>
+        <w:t xml:space="preserve">3. </w:t>
+      </w:r>
+      <w:r>
+        <w:rPr>
+          <w:b/>
+        </w:rPr>
+        <w:t>Callback URL:</w:t>
+      </w:r>
+      <w:r>
+        <w:t xml:space="preserve"> </w:t>
       </w:r>
       <w:r>
         <w:rPr>
@@ -3522,10 +3614,10 @@
           <w:color w:val="C00000"/>
           <w:sz w:val="19"/>
         </w:rPr>
-        <w:t>https</w:t>
-      </w:r>
-      <w:r>
-        <w:t xml:space="preserve">, path </w:t>
+        <w:t>&lt;service URL&gt;/whatsapp/webhook</w:t>
+      </w:r>
+      <w:r>
+        <w:t xml:space="preserve"> (for example </w:t>
       </w:r>
       <w:r>
         <w:rPr>
@@ -3533,10 +3625,10 @@
           <w:color w:val="C00000"/>
           <w:sz w:val="19"/>
         </w:rPr>
-        <w:t>/whatsapp/webhook</w:t>
-      </w:r>
-      <w:r>
-        <w:t>) and that the token is exactly the same.</w:t>
+        <w:t>https://mosje-p2-api.onrender.com/whatsapp/webhook</w:t>
+      </w:r>
+      <w:r>
+        <w:t>).</w:t>
       </w:r>
     </w:p>
     <w:p>
@@ -3548,6 +3640,82 @@
         <w:rPr>
           <w:b/>
         </w:rPr>
+        <w:t xml:space="preserve">4. </w:t>
+      </w:r>
+      <w:r>
+        <w:rPr>
+          <w:b/>
+        </w:rPr>
+        <w:t>Verify token:</w:t>
+      </w:r>
+      <w:r>
+        <w:t xml:space="preserve"> paste </w:t>
+      </w:r>
+      <w:r>
+        <w:rPr>
+          <w:b/>
+        </w:rPr>
+        <w:t>WHATSAPP_VERIFY_TOKEN</w:t>
+      </w:r>
+      <w:r>
+        <w:t xml:space="preserve"> from step 4.</w:t>
+      </w:r>
+    </w:p>
+    <w:p>
+      <w:pPr>
+        <w:spacing w:after="60"/>
+        <w:ind w:left="510" w:hanging="340"/>
+      </w:pPr>
+      <w:r>
+        <w:rPr>
+          <w:b/>
+        </w:rPr>
+        <w:t xml:space="preserve">5. </w:t>
+      </w:r>
+      <w:r>
+        <w:t xml:space="preserve">Click </w:t>
+      </w:r>
+      <w:r>
+        <w:rPr>
+          <w:b/>
+        </w:rPr>
+        <w:t>Verify and save</w:t>
+      </w:r>
+      <w:r>
+        <w:t xml:space="preserve">. If it fails, check the URL (no extra spaces, </w:t>
+      </w:r>
+      <w:r>
+        <w:rPr>
+          <w:rFonts w:ascii="Consolas" w:hAnsi="Consolas"/>
+          <w:color w:val="C00000"/>
+          <w:sz w:val="19"/>
+        </w:rPr>
+        <w:t>https</w:t>
+      </w:r>
+      <w:r>
+        <w:t xml:space="preserve">, path </w:t>
+      </w:r>
+      <w:r>
+        <w:rPr>
+          <w:rFonts w:ascii="Consolas" w:hAnsi="Consolas"/>
+          <w:color w:val="C00000"/>
+          <w:sz w:val="19"/>
+        </w:rPr>
+        <w:t>/whatsapp/webhook</w:t>
+      </w:r>
+      <w:r>
+        <w:t>) and that the token is exactly the same.</w:t>
+      </w:r>
+    </w:p>
+    <w:p>
+      <w:pPr>
+        <w:spacing w:after="60"/>
+        <w:ind w:left="510" w:hanging="340"/>
+      </w:pPr>
+      <w:r>
+        <w:rPr>
+          <w:b/>
+        </w:rPr>
         <w:t xml:space="preserve">6. </w:t>
       </w:r>
       <w:r>
@@ -4723,6 +4891,668 @@
       </w:r>
       <w:r>
         <w:t>Their test phones must be added as recipients on the Meta test number (step 6.7; maximum 5 numbers in total).</w:t>
+      </w:r>
+    </w:p>
+    <w:p>
+      <w:pPr>
+        <w:pStyle w:val="Heading2"/>
+      </w:pPr>
+      <w:r>
+        <w:t>Update 3 – new settings (all optional)</w:t>
+      </w:r>
+    </w:p>
+    <w:p>
+      <w:r>
+        <w:t xml:space="preserve">Nothing new is required: the service works after a Manual Deploy with the settings you already have. The new tables are created automatically on start-up, and the existing data is kept. If you want to change a default, go to Render → </w:t>
+      </w:r>
+      <w:r>
+        <w:rPr>
+          <w:b/>
+        </w:rPr>
+        <w:t>mosje-p2-api</w:t>
+      </w:r>
+      <w:r>
+        <w:t xml:space="preserve"> → </w:t>
+      </w:r>
+      <w:r>
+        <w:rPr>
+          <w:b/>
+        </w:rPr>
+        <w:t>Environment</w:t>
+      </w:r>
+      <w:r>
+        <w:t xml:space="preserve"> → </w:t>
+      </w:r>
+      <w:r>
+        <w:rPr>
+          <w:b/>
+        </w:rPr>
+        <w:t>Add Environment Variable</w:t>
+      </w:r>
+      <w:r>
+        <w:t>:</w:t>
+      </w:r>
+    </w:p>
+    <w:tbl>
+      <w:tblPr>
+        <w:tblStyle w:val="TableGrid"/>
+        <w:tblW w:type="auto" w:w="0"/>
+        <w:tblLook w:firstColumn="1" w:firstRow="1" w:lastColumn="0" w:lastRow="0" w:noHBand="0" w:noVBand="1" w:val="04A0"/>
+      </w:tblPr>
+      <w:tblGrid>
+        <w:gridCol w:w="3324"/>
+        <w:gridCol w:w="3324"/>
+        <w:gridCol w:w="3324"/>
+      </w:tblGrid>
+      <w:tr>
+        <w:tc>
+          <w:tcPr>
+            <w:tcW w:type="dxa" w:w="3324"/>
+            <w:shd w:val="clear" w:color="auto" w:fill="1F4E79"/>
+          </w:tcPr>
+          <w:p>
+            <w:r>
+              <w:rPr>
+                <w:b/>
+                <w:color w:val="FFFFFF"/>
+                <w:sz w:val="19"/>
+              </w:rPr>
+              <w:t>Key</w:t>
+            </w:r>
+          </w:p>
+        </w:tc>
+        <w:tc>
+          <w:tcPr>
+            <w:tcW w:type="dxa" w:w="3324"/>
+            <w:shd w:val="clear" w:color="auto" w:fill="1F4E79"/>
+          </w:tcPr>
+          <w:p>
+            <w:r>
+              <w:rPr>
+                <w:b/>
+                <w:color w:val="FFFFFF"/>
+                <w:sz w:val="19"/>
+              </w:rPr>
+              <w:t>Value</w:t>
+            </w:r>
+          </w:p>
+        </w:tc>
+        <w:tc>
+          <w:tcPr>
+            <w:tcW w:type="dxa" w:w="3324"/>
+            <w:shd w:val="clear" w:color="auto" w:fill="1F4E79"/>
+          </w:tcPr>
+          <w:p>
+            <w:r>
+              <w:rPr>
+                <w:b/>
+                <w:color w:val="FFFFFF"/>
+                <w:sz w:val="19"/>
+              </w:rPr>
+              <w:t>When</w:t>
+            </w:r>
+          </w:p>
+        </w:tc>
+      </w:tr>
+      <w:tr>
+        <w:tc>
+          <w:tcPr>
+            <w:tcW w:type="dxa" w:w="3324"/>
+          </w:tcPr>
+          <w:p>
+            <w:r>
+              <w:rPr>
+                <w:rFonts w:ascii="Consolas" w:hAnsi="Consolas"/>
+                <w:color w:val="C00000"/>
+                <w:sz w:val="19"/>
+              </w:rPr>
+              <w:t>WHATSAPP_WEB_LINK</w:t>
+            </w:r>
+          </w:p>
+        </w:tc>
+        <w:tc>
+          <w:tcPr>
+            <w:tcW w:type="dxa" w:w="3324"/>
+          </w:tcPr>
+          <w:p>
+            <w:r>
+              <w:rPr>
+                <w:rFonts w:ascii="Consolas" w:hAnsi="Consolas"/>
+                <w:color w:val="C00000"/>
+                <w:sz w:val="19"/>
+              </w:rPr>
+              <w:t>offer</w:t>
+            </w:r>
+            <w:r>
+              <w:rPr>
+                <w:sz w:val="19"/>
+              </w:rPr>
+              <w:t xml:space="preserve"> (default) or </w:t>
+            </w:r>
+            <w:r>
+              <w:rPr>
+                <w:rFonts w:ascii="Consolas" w:hAnsi="Consolas"/>
+                <w:color w:val="C00000"/>
+                <w:sz w:val="19"/>
+              </w:rPr>
+              <w:t>off</w:t>
+            </w:r>
+          </w:p>
+        </w:tc>
+        <w:tc>
+          <w:tcPr>
+            <w:tcW w:type="dxa" w:w="3324"/>
+          </w:tcPr>
+          <w:p>
+            <w:r>
+              <w:rPr>
+                <w:rFonts w:ascii="Consolas" w:hAnsi="Consolas"/>
+                <w:color w:val="C00000"/>
+                <w:sz w:val="19"/>
+              </w:rPr>
+              <w:t>offer</w:t>
+            </w:r>
+            <w:r>
+              <w:rPr>
+                <w:sz w:val="19"/>
+              </w:rPr>
+              <w:t xml:space="preserve">: after a student picks a language on WhatsApp, the bot adds a one-time link to continue on the web page. </w:t>
+            </w:r>
+            <w:r>
+              <w:rPr>
+                <w:rFonts w:ascii="Consolas" w:hAnsi="Consolas"/>
+                <w:color w:val="C00000"/>
+                <w:sz w:val="19"/>
+              </w:rPr>
+              <w:t>off</w:t>
+            </w:r>
+            <w:r>
+              <w:rPr>
+                <w:sz w:val="19"/>
+              </w:rPr>
+              <w:t>: never send it.</w:t>
+            </w:r>
+          </w:p>
+        </w:tc>
+      </w:tr>
+      <w:tr>
+        <w:tc>
+          <w:tcPr>
+            <w:tcW w:type="dxa" w:w="3324"/>
+          </w:tcPr>
+          <w:p>
+            <w:r>
+              <w:rPr>
+                <w:rFonts w:ascii="Consolas" w:hAnsi="Consolas"/>
+                <w:color w:val="C00000"/>
+                <w:sz w:val="19"/>
+              </w:rPr>
+              <w:t>ONE_TIME_LINK_TTL_HOURS</w:t>
+            </w:r>
+          </w:p>
+        </w:tc>
+        <w:tc>
+          <w:tcPr>
+            <w:tcW w:type="dxa" w:w="3324"/>
+          </w:tcPr>
+          <w:p>
+            <w:r>
+              <w:rPr>
+                <w:rFonts w:ascii="Consolas" w:hAnsi="Consolas"/>
+                <w:color w:val="C00000"/>
+                <w:sz w:val="19"/>
+              </w:rPr>
+              <w:t>48</w:t>
+            </w:r>
+          </w:p>
+        </w:tc>
+        <w:tc>
+          <w:tcPr>
+            <w:tcW w:type="dxa" w:w="3324"/>
+          </w:tcPr>
+          <w:p>
+            <w:r>
+              <w:rPr>
+                <w:sz w:val="19"/>
+              </w:rPr>
+              <w:t>How long a one-time link / SAVE code / parent OK code stays valid</w:t>
+            </w:r>
+          </w:p>
+        </w:tc>
+      </w:tr>
+      <w:tr>
+        <w:tc>
+          <w:tcPr>
+            <w:tcW w:type="dxa" w:w="3324"/>
+          </w:tcPr>
+          <w:p>
+            <w:r>
+              <w:rPr>
+                <w:rFonts w:ascii="Consolas" w:hAnsi="Consolas"/>
+                <w:color w:val="C00000"/>
+                <w:sz w:val="19"/>
+              </w:rPr>
+              <w:t>P2_RANK_STATE_FIRST</w:t>
+            </w:r>
+          </w:p>
+        </w:tc>
+        <w:tc>
+          <w:tcPr>
+            <w:tcW w:type="dxa" w:w="3324"/>
+          </w:tcPr>
+          <w:p>
+            <w:r>
+              <w:rPr>
+                <w:rFonts w:ascii="Consolas" w:hAnsi="Consolas"/>
+                <w:color w:val="C00000"/>
+                <w:sz w:val="19"/>
+              </w:rPr>
+              <w:t>true</w:t>
+            </w:r>
+          </w:p>
+        </w:tc>
+        <w:tc>
+          <w:tcPr>
+            <w:tcW w:type="dxa" w:w="3324"/>
+          </w:tcPr>
+          <w:p>
+            <w:r>
+              <w:rPr>
+                <w:sz w:val="19"/>
+              </w:rPr>
+              <w:t>Show the student's own State schemes before Central schemes (</w:t>
+            </w:r>
+            <w:r>
+              <w:rPr>
+                <w:rFonts w:ascii="Consolas" w:hAnsi="Consolas"/>
+                <w:color w:val="C00000"/>
+                <w:sz w:val="19"/>
+              </w:rPr>
+              <w:t>false</w:t>
+            </w:r>
+            <w:r>
+              <w:rPr>
+                <w:sz w:val="19"/>
+              </w:rPr>
+              <w:t xml:space="preserve"> = old order)</w:t>
+            </w:r>
+          </w:p>
+        </w:tc>
+      </w:tr>
+      <w:tr>
+        <w:tc>
+          <w:tcPr>
+            <w:tcW w:type="dxa" w:w="3324"/>
+          </w:tcPr>
+          <w:p>
+            <w:r>
+              <w:rPr>
+                <w:rFonts w:ascii="Consolas" w:hAnsi="Consolas"/>
+                <w:color w:val="C00000"/>
+                <w:sz w:val="19"/>
+              </w:rPr>
+              <w:t>WHATSAPP_REMINDER_TEMPLATE</w:t>
+            </w:r>
+          </w:p>
+        </w:tc>
+        <w:tc>
+          <w:tcPr>
+            <w:tcW w:type="dxa" w:w="3324"/>
+          </w:tcPr>
+          <w:p>
+            <w:r>
+              <w:rPr>
+                <w:sz w:val="19"/>
+              </w:rPr>
+              <w:t>name of an approved Meta utility template</w:t>
+            </w:r>
+          </w:p>
+        </w:tc>
+        <w:tc>
+          <w:tcPr>
+            <w:tcW w:type="dxa" w:w="3324"/>
+          </w:tcPr>
+          <w:p>
+            <w:r>
+              <w:rPr>
+                <w:sz w:val="19"/>
+              </w:rPr>
+              <w:t>Needed only for reminders to students who have not written in the last 24 hours (integration later)</w:t>
+            </w:r>
+          </w:p>
+        </w:tc>
+      </w:tr>
+      <w:tr>
+        <w:tc>
+          <w:tcPr>
+            <w:tcW w:type="dxa" w:w="3324"/>
+          </w:tcPr>
+          <w:p>
+            <w:r>
+              <w:rPr>
+                <w:rFonts w:ascii="Consolas" w:hAnsi="Consolas"/>
+                <w:color w:val="C00000"/>
+                <w:sz w:val="19"/>
+              </w:rPr>
+              <w:t>SPEECH_ENABLED</w:t>
+            </w:r>
+          </w:p>
+        </w:tc>
+        <w:tc>
+          <w:tcPr>
+            <w:tcW w:type="dxa" w:w="3324"/>
+          </w:tcPr>
+          <w:p>
+            <w:r>
+              <w:rPr>
+                <w:rFonts w:ascii="Consolas" w:hAnsi="Consolas"/>
+                <w:color w:val="C00000"/>
+                <w:sz w:val="19"/>
+              </w:rPr>
+              <w:t>false</w:t>
+            </w:r>
+          </w:p>
+        </w:tc>
+        <w:tc>
+          <w:tcPr>
+            <w:tcW w:type="dxa" w:w="3324"/>
+          </w:tcPr>
+          <w:p>
+            <w:r>
+              <w:rPr>
+                <w:sz w:val="19"/>
+              </w:rPr>
+              <w:t xml:space="preserve">Keep false until a speech vendor is chosen (see </w:t>
+            </w:r>
+            <w:r>
+              <w:rPr>
+                <w:rFonts w:ascii="Consolas" w:hAnsi="Consolas"/>
+                <w:color w:val="C00000"/>
+                <w:sz w:val="19"/>
+              </w:rPr>
+              <w:t>docs/SPEECH_API.md</w:t>
+            </w:r>
+            <w:r>
+              <w:rPr>
+                <w:sz w:val="19"/>
+              </w:rPr>
+              <w:t>)</w:t>
+            </w:r>
+          </w:p>
+        </w:tc>
+      </w:tr>
+      <w:tr>
+        <w:tc>
+          <w:tcPr>
+            <w:tcW w:type="dxa" w:w="3324"/>
+          </w:tcPr>
+          <w:p>
+            <w:r>
+              <w:rPr>
+                <w:rFonts w:ascii="Consolas" w:hAnsi="Consolas"/>
+                <w:color w:val="C00000"/>
+                <w:sz w:val="19"/>
+              </w:rPr>
+              <w:t>SPEECH_PROVIDER</w:t>
+            </w:r>
+            <w:r>
+              <w:rPr>
+                <w:sz w:val="19"/>
+              </w:rPr>
+              <w:t xml:space="preserve">, </w:t>
+            </w:r>
+            <w:r>
+              <w:rPr>
+                <w:rFonts w:ascii="Consolas" w:hAnsi="Consolas"/>
+                <w:color w:val="C00000"/>
+                <w:sz w:val="19"/>
+              </w:rPr>
+              <w:t>SPEECH_API_KEY</w:t>
+            </w:r>
+            <w:r>
+              <w:rPr>
+                <w:sz w:val="19"/>
+              </w:rPr>
+              <w:t xml:space="preserve">, </w:t>
+            </w:r>
+            <w:r>
+              <w:rPr>
+                <w:rFonts w:ascii="Consolas" w:hAnsi="Consolas"/>
+                <w:color w:val="C00000"/>
+                <w:sz w:val="19"/>
+              </w:rPr>
+              <w:t>SPEECH_API_URL</w:t>
+            </w:r>
+          </w:p>
+        </w:tc>
+        <w:tc>
+          <w:tcPr>
+            <w:tcW w:type="dxa" w:w="3324"/>
+          </w:tcPr>
+          <w:p>
+            <w:r>
+              <w:rPr>
+                <w:sz w:val="19"/>
+              </w:rPr>
+              <w:t>empty</w:t>
+            </w:r>
+          </w:p>
+        </w:tc>
+        <w:tc>
+          <w:tcPr>
+            <w:tcW w:type="dxa" w:w="3324"/>
+          </w:tcPr>
+          <w:p>
+            <w:r>
+              <w:rPr>
+                <w:sz w:val="19"/>
+              </w:rPr>
+              <w:t>Speech vendor details (integration later)</w:t>
+            </w:r>
+          </w:p>
+        </w:tc>
+      </w:tr>
+    </w:tbl>
+    <w:p/>
+    <w:p>
+      <w:r>
+        <w:rPr>
+          <w:b/>
+        </w:rPr>
+        <w:t>Translations (please arrange a review).</w:t>
+      </w:r>
+      <w:r>
+        <w:t xml:space="preserve"> All non-English text is machine-drafted. Send each reviewer their file from </w:t>
+      </w:r>
+      <w:r>
+        <w:rPr>
+          <w:rFonts w:ascii="Consolas" w:hAnsi="Consolas"/>
+          <w:color w:val="C00000"/>
+          <w:sz w:val="19"/>
+        </w:rPr>
+        <w:t>docs/translations/</w:t>
+      </w:r>
+      <w:r>
+        <w:t xml:space="preserve"> (WhatsApp messages) and </w:t>
+      </w:r>
+      <w:r>
+        <w:rPr>
+          <w:rFonts w:ascii="Consolas" w:hAnsi="Consolas"/>
+          <w:color w:val="C00000"/>
+          <w:sz w:val="19"/>
+        </w:rPr>
+        <w:t>docs/translations/companion/</w:t>
+      </w:r>
+      <w:r>
+        <w:t xml:space="preserve"> (web page labels and State names). They fill the </w:t>
+      </w:r>
+      <w:r>
+        <w:rPr>
+          <w:i/>
+        </w:rPr>
+        <w:t>reviewer_ok</w:t>
+      </w:r>
+      <w:r>
+        <w:t xml:space="preserve"> / </w:t>
+      </w:r>
+      <w:r>
+        <w:rPr>
+          <w:i/>
+        </w:rPr>
+        <w:t>reviewer_suggestion</w:t>
+      </w:r>
+      <w:r>
+        <w:t xml:space="preserve"> columns in Excel. Then a developer runs </w:t>
+      </w:r>
+      <w:r>
+        <w:rPr>
+          <w:rFonts w:ascii="Consolas" w:hAnsi="Consolas"/>
+          <w:color w:val="C00000"/>
+          <w:sz w:val="19"/>
+        </w:rPr>
+        <w:t>python tools/companion_translations.py import &lt;code&gt; &lt;file&gt;</w:t>
+      </w:r>
+      <w:r>
+        <w:t xml:space="preserve"> (web page) or copies the WhatsApp texts into </w:t>
+      </w:r>
+      <w:r>
+        <w:rPr>
+          <w:rFonts w:ascii="Consolas" w:hAnsi="Consolas"/>
+          <w:color w:val="C00000"/>
+          <w:sz w:val="19"/>
+        </w:rPr>
+        <w:t>app/conversation/i18n/&lt;code&gt;.py</w:t>
+      </w:r>
+      <w:r>
+        <w:t xml:space="preserve">, runs the tests and uploads. Details: </w:t>
+      </w:r>
+      <w:r>
+        <w:rPr>
+          <w:rFonts w:ascii="Consolas" w:hAnsi="Consolas"/>
+          <w:color w:val="C00000"/>
+          <w:sz w:val="19"/>
+        </w:rPr>
+        <w:t>docs/COMPANION_TRANSLATIONS.md</w:t>
+      </w:r>
+      <w:r>
+        <w:t>.</w:t>
+      </w:r>
+    </w:p>
+    <w:p>
+      <w:r>
+        <w:rPr>
+          <w:b/>
+        </w:rPr>
+        <w:t>Daily reminders (integration later).</w:t>
+      </w:r>
+      <w:r>
+        <w:t xml:space="preserve"> Reminders and new-scheme alerts are sent when someone calls </w:t>
+      </w:r>
+      <w:r>
+        <w:rPr>
+          <w:rFonts w:ascii="Consolas" w:hAnsi="Consolas"/>
+          <w:color w:val="C00000"/>
+          <w:sz w:val="19"/>
+        </w:rPr>
+        <w:t>POST &lt;service URL&gt;/v1/jobs/run-reminders</w:t>
+      </w:r>
+      <w:r>
+        <w:t xml:space="preserve"> with header </w:t>
+      </w:r>
+      <w:r>
+        <w:rPr>
+          <w:rFonts w:ascii="Consolas" w:hAnsi="Consolas"/>
+          <w:color w:val="C00000"/>
+          <w:sz w:val="19"/>
+        </w:rPr>
+        <w:t>X-API-Key: &lt;P2_API_KEY&gt;</w:t>
+      </w:r>
+      <w:r>
+        <w:t xml:space="preserve">. The free Render plan has no cron job, so for now you can run it by hand from </w:t>
+      </w:r>
+      <w:r>
+        <w:rPr>
+          <w:rFonts w:ascii="Consolas" w:hAnsi="Consolas"/>
+          <w:color w:val="C00000"/>
+          <w:sz w:val="19"/>
+        </w:rPr>
+        <w:t>/docs</w:t>
+      </w:r>
+      <w:r>
+        <w:t xml:space="preserve"> (</w:t>
+      </w:r>
+      <w:r>
+        <w:rPr>
+          <w:b/>
+        </w:rPr>
+        <w:t>Authorize</w:t>
+      </w:r>
+      <w:r>
+        <w:t xml:space="preserve"> with P2_API_KEY → </w:t>
+      </w:r>
+      <w:r>
+        <w:rPr>
+          <w:b/>
+        </w:rPr>
+        <w:t>POST /v1/jobs/run-reminders</w:t>
+      </w:r>
+      <w:r>
+        <w:t xml:space="preserve"> → Try it out → Execute; use </w:t>
+      </w:r>
+      <w:r>
+        <w:rPr>
+          <w:rFonts w:ascii="Consolas" w:hAnsi="Consolas"/>
+          <w:color w:val="C00000"/>
+          <w:sz w:val="19"/>
+        </w:rPr>
+        <w:t>{"dry_run": true}</w:t>
+      </w:r>
+      <w:r>
+        <w:t xml:space="preserve"> to only see what would be sent). Later: a Render Cron Job (paid) or any free external scheduler that calls this URL once a day at about 9:00 IST.</w:t>
+      </w:r>
+    </w:p>
+    <w:p>
+      <w:r>
+        <w:rPr>
+          <w:b/>
+        </w:rPr>
+        <w:t>Scheme last dates.</w:t>
+      </w:r>
+      <w:r>
+        <w:t xml:space="preserve"> The V3.0 master has no last-date column, so cards say “Check portal”. To add dates, fill </w:t>
+      </w:r>
+      <w:r>
+        <w:rPr>
+          <w:rFonts w:ascii="Consolas" w:hAnsi="Consolas"/>
+          <w:color w:val="C00000"/>
+          <w:sz w:val="19"/>
+        </w:rPr>
+        <w:t>data/scheme_dates.csv</w:t>
+      </w:r>
+      <w:r>
+        <w:t xml:space="preserve"> (copy the columns from </w:t>
+      </w:r>
+      <w:r>
+        <w:rPr>
+          <w:rFonts w:ascii="Consolas" w:hAnsi="Consolas"/>
+          <w:color w:val="C00000"/>
+          <w:sz w:val="19"/>
+        </w:rPr>
+        <w:t>templates/scheme_dates_template.csv</w:t>
+      </w:r>
+      <w:r>
+        <w:t xml:space="preserve">: </w:t>
+      </w:r>
+      <w:r>
+        <w:rPr>
+          <w:rFonts w:ascii="Consolas" w:hAnsi="Consolas"/>
+          <w:color w:val="C00000"/>
+          <w:sz w:val="19"/>
+        </w:rPr>
+        <w:t>scheme_id, last_date (YYYY-MM-DD), renewal (yes/no or a date), amount_per_year, last_verified, notes</w:t>
+      </w:r>
+      <w:r>
+        <w:t>), upload it to GitHub and deploy. Students can also type a last date for a saved scheme in My schemes.</w:t>
       </w:r>
     </w:p>
     <w:p>
@@ -5768,6 +6598,276 @@
           </w:p>
         </w:tc>
       </w:tr>
+      <w:tr>
+        <w:tc>
+          <w:tcPr>
+            <w:tcW w:type="dxa" w:w="3324"/>
+          </w:tcPr>
+          <w:p>
+            <w:r>
+              <w:rPr>
+                <w:sz w:val="19"/>
+              </w:rPr>
+              <w:t>WhatsApp reply has no one-time web link</w:t>
+            </w:r>
+          </w:p>
+        </w:tc>
+        <w:tc>
+          <w:tcPr>
+            <w:tcW w:type="dxa" w:w="3324"/>
+          </w:tcPr>
+          <w:p>
+            <w:r>
+              <w:rPr>
+                <w:rFonts w:ascii="Consolas" w:hAnsi="Consolas"/>
+                <w:color w:val="C00000"/>
+                <w:sz w:val="19"/>
+              </w:rPr>
+              <w:t>WHATSAPP_WEB_LINK=off</w:t>
+            </w:r>
+            <w:r>
+              <w:rPr>
+                <w:sz w:val="19"/>
+              </w:rPr>
+              <w:t>, or the service has no public URL</w:t>
+            </w:r>
+          </w:p>
+        </w:tc>
+        <w:tc>
+          <w:tcPr>
+            <w:tcW w:type="dxa" w:w="3324"/>
+          </w:tcPr>
+          <w:p>
+            <w:r>
+              <w:rPr>
+                <w:sz w:val="19"/>
+              </w:rPr>
+              <w:t xml:space="preserve">Remove </w:t>
+            </w:r>
+            <w:r>
+              <w:rPr>
+                <w:rFonts w:ascii="Consolas" w:hAnsi="Consolas"/>
+                <w:color w:val="C00000"/>
+                <w:sz w:val="19"/>
+              </w:rPr>
+              <w:t>WHATSAPP_WEB_LINK</w:t>
+            </w:r>
+            <w:r>
+              <w:rPr>
+                <w:sz w:val="19"/>
+              </w:rPr>
+              <w:t xml:space="preserve"> or set it to </w:t>
+            </w:r>
+            <w:r>
+              <w:rPr>
+                <w:rFonts w:ascii="Consolas" w:hAnsi="Consolas"/>
+                <w:color w:val="C00000"/>
+                <w:sz w:val="19"/>
+              </w:rPr>
+              <w:t>offer</w:t>
+            </w:r>
+            <w:r>
+              <w:rPr>
+                <w:sz w:val="19"/>
+              </w:rPr>
+              <w:t xml:space="preserve">; on Render </w:t>
+            </w:r>
+            <w:r>
+              <w:rPr>
+                <w:rFonts w:ascii="Consolas" w:hAnsi="Consolas"/>
+                <w:color w:val="C00000"/>
+                <w:sz w:val="19"/>
+              </w:rPr>
+              <w:t>PUBLIC_BASE_URL</w:t>
+            </w:r>
+            <w:r>
+              <w:rPr>
+                <w:sz w:val="19"/>
+              </w:rPr>
+              <w:t xml:space="preserve"> is filled automatically</w:t>
+            </w:r>
+          </w:p>
+        </w:tc>
+      </w:tr>
+      <w:tr>
+        <w:tc>
+          <w:tcPr>
+            <w:tcW w:type="dxa" w:w="3324"/>
+          </w:tcPr>
+          <w:p>
+            <w:r>
+              <w:rPr>
+                <w:sz w:val="19"/>
+              </w:rPr>
+              <w:t>“This one-time link was already used or has expired”</w:t>
+            </w:r>
+          </w:p>
+        </w:tc>
+        <w:tc>
+          <w:tcPr>
+            <w:tcW w:type="dxa" w:w="3324"/>
+          </w:tcPr>
+          <w:p>
+            <w:r>
+              <w:rPr>
+                <w:sz w:val="19"/>
+              </w:rPr>
+              <w:t>Links work once (and for 48 h)</w:t>
+            </w:r>
+          </w:p>
+        </w:tc>
+        <w:tc>
+          <w:tcPr>
+            <w:tcW w:type="dxa" w:w="3324"/>
+          </w:tcPr>
+          <w:p>
+            <w:r>
+              <w:rPr>
+                <w:sz w:val="19"/>
+              </w:rPr>
+              <w:t xml:space="preserve">Type </w:t>
+            </w:r>
+            <w:r>
+              <w:rPr>
+                <w:rFonts w:ascii="Consolas" w:hAnsi="Consolas"/>
+                <w:color w:val="C00000"/>
+                <w:sz w:val="19"/>
+              </w:rPr>
+              <w:t>MY SCHEMES</w:t>
+            </w:r>
+            <w:r>
+              <w:rPr>
+                <w:sz w:val="19"/>
+              </w:rPr>
+              <w:t xml:space="preserve"> or </w:t>
+            </w:r>
+            <w:r>
+              <w:rPr>
+                <w:rFonts w:ascii="Consolas" w:hAnsi="Consolas"/>
+                <w:color w:val="C00000"/>
+                <w:sz w:val="19"/>
+              </w:rPr>
+              <w:t>Hi</w:t>
+            </w:r>
+            <w:r>
+              <w:rPr>
+                <w:sz w:val="19"/>
+              </w:rPr>
+              <w:t xml:space="preserve"> on WhatsApp to get a new link</w:t>
+            </w:r>
+          </w:p>
+        </w:tc>
+      </w:tr>
+      <w:tr>
+        <w:tc>
+          <w:tcPr>
+            <w:tcW w:type="dxa" w:w="3324"/>
+          </w:tcPr>
+          <w:p>
+            <w:r>
+              <w:rPr>
+                <w:sz w:val="19"/>
+              </w:rPr>
+              <w:t>Save sheet keeps showing “Waiting for your WhatsApp message…”</w:t>
+            </w:r>
+          </w:p>
+        </w:tc>
+        <w:tc>
+          <w:tcPr>
+            <w:tcW w:type="dxa" w:w="3324"/>
+          </w:tcPr>
+          <w:p>
+            <w:r>
+              <w:rPr>
+                <w:sz w:val="19"/>
+              </w:rPr>
+              <w:t>The Hi + code was not sent from WhatsApp, or WhatsApp is not connected</w:t>
+            </w:r>
+          </w:p>
+        </w:tc>
+        <w:tc>
+          <w:tcPr>
+            <w:tcW w:type="dxa" w:w="3324"/>
+          </w:tcPr>
+          <w:p>
+            <w:r>
+              <w:rPr>
+                <w:sz w:val="19"/>
+              </w:rPr>
+              <w:t xml:space="preserve">Send the exact message from the test phone; check </w:t>
+            </w:r>
+            <w:r>
+              <w:rPr>
+                <w:rFonts w:ascii="Consolas" w:hAnsi="Consolas"/>
+                <w:color w:val="C00000"/>
+                <w:sz w:val="19"/>
+              </w:rPr>
+              <w:t>/admin</w:t>
+            </w:r>
+            <w:r>
+              <w:rPr>
+                <w:sz w:val="19"/>
+              </w:rPr>
+              <w:t xml:space="preserve"> for the incoming message</w:t>
+            </w:r>
+          </w:p>
+        </w:tc>
+      </w:tr>
+      <w:tr>
+        <w:tc>
+          <w:tcPr>
+            <w:tcW w:type="dxa" w:w="3324"/>
+          </w:tcPr>
+          <w:p>
+            <w:r>
+              <w:rPr>
+                <w:sz w:val="19"/>
+              </w:rPr>
+              <w:t>Listen uses the phone's voice / mic says “coming soon”</w:t>
+            </w:r>
+          </w:p>
+        </w:tc>
+        <w:tc>
+          <w:tcPr>
+            <w:tcW w:type="dxa" w:w="3324"/>
+          </w:tcPr>
+          <w:p>
+            <w:r>
+              <w:rPr>
+                <w:sz w:val="19"/>
+              </w:rPr>
+              <w:t>Speech is switched off (default)</w:t>
+            </w:r>
+          </w:p>
+        </w:tc>
+        <w:tc>
+          <w:tcPr>
+            <w:tcW w:type="dxa" w:w="3324"/>
+          </w:tcPr>
+          <w:p>
+            <w:r>
+              <w:rPr>
+                <w:sz w:val="19"/>
+              </w:rPr>
+              <w:t>Expected until a speech vendor is set up (</w:t>
+            </w:r>
+            <w:r>
+              <w:rPr>
+                <w:rFonts w:ascii="Consolas" w:hAnsi="Consolas"/>
+                <w:color w:val="C00000"/>
+                <w:sz w:val="19"/>
+              </w:rPr>
+              <w:t>docs/SPEECH_API.md</w:t>
+            </w:r>
+            <w:r>
+              <w:rPr>
+                <w:sz w:val="19"/>
+              </w:rPr>
+              <w:t>)</w:t>
+            </w:r>
+          </w:p>
+        </w:tc>
+      </w:tr>
     </w:tbl>
     <w:p/>
     <w:sectPr>
